--- a/asm1/Отчет asm01.docx
+++ b/asm1/Отчет asm01.docx
@@ -1,1446 +1,51 @@
 
 <file path=word/document.xml><?xml version="1.0" encoding="utf-8"?>
-<w:document xmlns:wpc="http://schemas.microsoft.com/office/word/2010/wordprocessingCanvas" xmlns:cx="http://schemas.microsoft.com/office/drawing/2014/chartex" xmlns:cx1="http://schemas.microsoft.com/office/drawing/2015/9/8/chartex" xmlns:cx2="http://schemas.microsoft.com/office/drawing/2015/10/21/chartex" xmlns:cx3="http://schemas.microsoft.com/office/drawing/2016/5/9/chartex" xmlns:cx4="http://schemas.microsoft.com/office/drawing/2016/5/10/chartex" xmlns:cx5="http://schemas.microsoft.com/office/drawing/2016/5/11/chartex" xmlns:cx6="http://schemas.microsoft.com/office/drawing/2016/5/12/chartex" xmlns:cx7="http://schemas.microsoft.com/office/drawing/2016/5/13/chartex" xmlns:cx8="http://schemas.microsoft.com/office/drawing/2016/5/14/chartex" xmlns:mc="http://schemas.openxmlformats.org/markup-compatibility/2006" xmlns:aink="http://schemas.microsoft.com/office/drawing/2016/ink" xmlns:am3d="http://schemas.microsoft.com/office/drawing/2017/model3d" xmlns:o="urn:schemas-microsoft-com:office:office" xmlns:r="http://schemas.openxmlformats.org/officeDocument/2006/relationships" xmlns:m="http://schemas.openxmlformats.org/officeDocument/2006/math" xmlns:v="urn:schemas-microsoft-com:vml" xmlns:wp14="http://schemas.microsoft.com/office/word/2010/wordprocessingDrawing" xmlns:wp="http://schemas.openxmlformats.org/drawingml/2006/wordprocessingDrawing" xmlns:w10="urn:schemas-microsoft-com:office:word" xmlns:w="http://schemas.openxmlformats.org/wordprocessingml/2006/main" xmlns:w14="http://schemas.microsoft.com/office/word/2010/wordml" xmlns:w15="http://schemas.microsoft.com/office/word/2012/wordml" xmlns:w16cex="http://schemas.microsoft.com/office/word/2018/wordml/cex" xmlns:w16cid="http://schemas.microsoft.com/office/word/2016/wordml/cid" xmlns:w16="http://schemas.microsoft.com/office/word/2018/wordml" xmlns:w16sdtdh="http://schemas.microsoft.com/office/word/2020/wordml/sdtdatahash" xmlns:w16se="http://schemas.microsoft.com/office/word/2015/wordml/symex" xmlns:wpg="http://schemas.microsoft.com/office/word/2010/wordprocessingGroup" xmlns:wpi="http://schemas.microsoft.com/office/word/2010/wordprocessingInk" xmlns:wne="http://schemas.microsoft.com/office/word/2006/wordml" xmlns:wps="http://schemas.microsoft.com/office/word/2010/wordprocessingShape" mc:Ignorable="w14 w15 w16se w16cid w16 w16cex w16sdtdh wp14">
+<w:document xmlns:wpc="http://schemas.microsoft.com/office/word/2010/wordprocessingCanvas" xmlns:cx="http://schemas.microsoft.com/office/drawing/2014/chartex" xmlns:cx1="http://schemas.microsoft.com/office/drawing/2015/9/8/chartex" xmlns:cx2="http://schemas.microsoft.com/office/drawing/2015/10/21/chartex" xmlns:cx3="http://schemas.microsoft.com/office/drawing/2016/5/9/chartex" xmlns:cx4="http://schemas.microsoft.com/office/drawing/2016/5/10/chartex" xmlns:cx5="http://schemas.microsoft.com/office/drawing/2016/5/11/chartex" xmlns:cx6="http://schemas.microsoft.com/office/drawing/2016/5/12/chartex" xmlns:cx7="http://schemas.microsoft.com/office/drawing/2016/5/13/chartex" xmlns:cx8="http://schemas.microsoft.com/office/drawing/2016/5/14/chartex" xmlns:mc="http://schemas.openxmlformats.org/markup-compatibility/2006" xmlns:aink="http://schemas.microsoft.com/office/drawing/2016/ink" xmlns:am3d="http://schemas.microsoft.com/office/drawing/2017/model3d" xmlns:o="urn:schemas-microsoft-com:office:office" xmlns:oel="http://schemas.microsoft.com/office/2019/extlst" xmlns:r="http://schemas.openxmlformats.org/officeDocument/2006/relationships" xmlns:m="http://schemas.openxmlformats.org/officeDocument/2006/math" xmlns:v="urn:schemas-microsoft-com:vml" xmlns:wp14="http://schemas.microsoft.com/office/word/2010/wordprocessingDrawing" xmlns:wp="http://schemas.openxmlformats.org/drawingml/2006/wordprocessingDrawing" xmlns:w10="urn:schemas-microsoft-com:office:word" xmlns:w="http://schemas.openxmlformats.org/wordprocessingml/2006/main" xmlns:w14="http://schemas.microsoft.com/office/word/2010/wordml" xmlns:w15="http://schemas.microsoft.com/office/word/2012/wordml" xmlns:w16cex="http://schemas.microsoft.com/office/word/2018/wordml/cex" xmlns:w16cid="http://schemas.microsoft.com/office/word/2016/wordml/cid" xmlns:w16="http://schemas.microsoft.com/office/word/2018/wordml" xmlns:w16du="http://schemas.microsoft.com/office/word/2023/wordml/word16du" xmlns:w16sdtdh="http://schemas.microsoft.com/office/word/2020/wordml/sdtdatahash" xmlns:w16sdtfl="http://schemas.microsoft.com/office/word/2024/wordml/sdtformatlock" xmlns:w16se="http://schemas.microsoft.com/office/word/2015/wordml/symex" xmlns:wpg="http://schemas.microsoft.com/office/word/2010/wordprocessingGroup" xmlns:wpi="http://schemas.microsoft.com/office/word/2010/wordprocessingInk" xmlns:wne="http://schemas.microsoft.com/office/word/2006/wordml" xmlns:wps="http://schemas.microsoft.com/office/word/2010/wordprocessingShape" mc:Ignorable="w14 w15 w16se w16cid w16 w16cex w16sdtdh w16sdtfl w16du wp14">
   <w:body>
     <w:p>
       <w:pPr>
-        <w:pStyle w:val="1"/>
-        <w:jc w:val="center"/>
         <w:rPr>
-          <w:color w:val="auto"/>
+          <w:rFonts w:asciiTheme="majorHAnsi" w:eastAsiaTheme="majorEastAsia" w:hAnsiTheme="majorHAnsi" w:cstheme="majorBidi"/>
+          <w:sz w:val="28"/>
+          <w:szCs w:val="28"/>
           <w:lang w:val="ru-RU"/>
         </w:rPr>
       </w:pPr>
       <w:r>
         <w:rPr>
-          <w:color w:val="auto"/>
+          <w:rFonts w:asciiTheme="majorHAnsi" w:eastAsiaTheme="majorEastAsia" w:hAnsiTheme="majorHAnsi" w:cstheme="majorBidi"/>
+          <w:sz w:val="28"/>
+          <w:szCs w:val="28"/>
           <w:lang w:val="ru-RU"/>
         </w:rPr>
-        <w:t xml:space="preserve">Отчет по лабораторной работе: </w:t>
+        <w:t>5. Какое расширение имеет файл исходного кода на языке ассемблера?</w:t>
       </w:r>
       <w:r>
         <w:rPr>
-          <w:color w:val="auto"/>
+          <w:rFonts w:asciiTheme="majorHAnsi" w:eastAsiaTheme="majorEastAsia" w:hAnsiTheme="majorHAnsi" w:cstheme="majorBidi"/>
+          <w:sz w:val="28"/>
+          <w:szCs w:val="28"/>
+          <w:lang w:val="ru-RU"/>
+        </w:rPr>
+        <w:br/>
+        <w:t>Файл исходного кода на языке ассемблера имеет расширение .</w:t>
+      </w:r>
+      <w:proofErr w:type="spellStart"/>
+      <w:r>
+        <w:rPr>
+          <w:rFonts w:asciiTheme="majorHAnsi" w:eastAsiaTheme="majorEastAsia" w:hAnsiTheme="majorHAnsi" w:cstheme="majorBidi"/>
+          <w:sz w:val="28"/>
+          <w:szCs w:val="28"/>
+          <w:lang w:val="ru-RU"/>
         </w:rPr>
         <w:t>asm</w:t>
       </w:r>
+      <w:proofErr w:type="spellEnd"/>
       <w:r>
         <w:rPr>
-          <w:color w:val="auto"/>
-          <w:lang w:val="ru-RU"/>
-        </w:rPr>
-        <w:t>0</w:t>
-      </w:r>
-      <w:r>
-        <w:rPr>
-          <w:color w:val="auto"/>
-          <w:lang w:val="ru-RU"/>
-        </w:rPr>
-        <w:t>1</w:t>
-      </w:r>
-    </w:p>
-    <w:p>
-      <w:pPr>
-        <w:pStyle w:val="21"/>
-        <w:rPr>
-          <w:color w:val="auto"/>
-          <w:lang w:val="ru-RU"/>
-        </w:rPr>
-      </w:pPr>
-      <w:r>
-        <w:rPr>
-          <w:color w:val="auto"/>
-          <w:lang w:val="ru-RU"/>
-        </w:rPr>
-        <w:t>Ответы на вопросы</w:t>
-      </w:r>
-    </w:p>
-    <w:p>
-      <w:pPr>
-        <w:pStyle w:val="31"/>
-        <w:rPr>
-          <w:color w:val="auto"/>
-          <w:sz w:val="24"/>
-          <w:szCs w:val="24"/>
-          <w:lang w:val="ru-RU"/>
-        </w:rPr>
-      </w:pPr>
-      <w:r>
-        <w:rPr>
-          <w:color w:val="auto"/>
-          <w:sz w:val="24"/>
-          <w:szCs w:val="24"/>
-          <w:lang w:val="ru-RU"/>
-        </w:rPr>
-        <w:t xml:space="preserve">1. Какое </w:t>
-      </w:r>
-      <w:r>
-        <w:rPr>
-          <w:color w:val="auto"/>
-          <w:sz w:val="24"/>
-          <w:szCs w:val="24"/>
-          <w:lang w:val="ru-RU"/>
-        </w:rPr>
-        <w:t>расширение имеет файл исходного кода на языке ассемблера?</w:t>
-      </w:r>
-    </w:p>
-    <w:p>
-      <w:pPr>
-        <w:rPr>
-          <w:sz w:val="24"/>
-          <w:szCs w:val="24"/>
-          <w:lang w:val="ru-RU"/>
-        </w:rPr>
-      </w:pPr>
-      <w:r>
-        <w:rPr>
-          <w:sz w:val="24"/>
-          <w:szCs w:val="24"/>
-          <w:lang w:val="ru-RU"/>
-        </w:rPr>
-        <w:t xml:space="preserve">Файлы на языке ассемблера имеют расширение </w:t>
-      </w:r>
-      <w:r>
-        <w:rPr>
-          <w:sz w:val="24"/>
-          <w:szCs w:val="24"/>
-          <w:lang w:val="ru-RU"/>
-        </w:rPr>
-        <w:t>“</w:t>
-      </w:r>
-      <w:r>
-        <w:rPr>
-          <w:sz w:val="24"/>
-          <w:szCs w:val="24"/>
-          <w:lang w:val="ru-RU"/>
-        </w:rPr>
-        <w:t>.</w:t>
-      </w:r>
-      <w:r>
-        <w:rPr>
-          <w:sz w:val="24"/>
-          <w:szCs w:val="24"/>
-        </w:rPr>
-        <w:t>asm</w:t>
-      </w:r>
-      <w:r>
-        <w:rPr>
-          <w:sz w:val="24"/>
-          <w:szCs w:val="24"/>
-          <w:lang w:val="ru-RU"/>
-        </w:rPr>
-        <w:t>”</w:t>
-      </w:r>
-      <w:r>
-        <w:rPr>
-          <w:sz w:val="24"/>
-          <w:szCs w:val="24"/>
-          <w:lang w:val="ru-RU"/>
-        </w:rPr>
-        <w:t>.</w:t>
-      </w:r>
-    </w:p>
-    <w:p>
-      <w:pPr>
-        <w:pStyle w:val="31"/>
-        <w:rPr>
-          <w:color w:val="auto"/>
-          <w:sz w:val="24"/>
-          <w:szCs w:val="24"/>
-          <w:lang w:val="ru-RU"/>
-        </w:rPr>
-      </w:pPr>
-      <w:r>
-        <w:rPr>
-          <w:color w:val="auto"/>
-          <w:sz w:val="24"/>
-          <w:szCs w:val="24"/>
-          <w:lang w:val="ru-RU"/>
-        </w:rPr>
-        <w:t>2. Какие типы файлов создаются ассемблером?</w:t>
-      </w:r>
-    </w:p>
-    <w:p>
-      <w:pPr>
-        <w:rPr>
-          <w:sz w:val="24"/>
-          <w:szCs w:val="24"/>
-          <w:lang w:val="ru-RU"/>
-        </w:rPr>
-      </w:pPr>
-      <w:r>
-        <w:rPr>
-          <w:sz w:val="24"/>
-          <w:szCs w:val="24"/>
-          <w:lang w:val="ru-RU"/>
-        </w:rPr>
-        <w:t xml:space="preserve">Ассемблер создает объектные файлы с расширением </w:t>
-      </w:r>
-      <w:r>
-        <w:rPr>
-          <w:sz w:val="24"/>
-          <w:szCs w:val="24"/>
-          <w:lang w:val="ru-RU"/>
-        </w:rPr>
-        <w:t>“</w:t>
-      </w:r>
-      <w:r>
-        <w:rPr>
-          <w:sz w:val="24"/>
-          <w:szCs w:val="24"/>
-          <w:lang w:val="ru-RU"/>
-        </w:rPr>
-        <w:t>.</w:t>
-      </w:r>
-      <w:r>
-        <w:rPr>
-          <w:sz w:val="24"/>
-          <w:szCs w:val="24"/>
-        </w:rPr>
-        <w:t>obj</w:t>
-      </w:r>
-      <w:r>
-        <w:rPr>
-          <w:sz w:val="24"/>
-          <w:szCs w:val="24"/>
-          <w:lang w:val="ru-RU"/>
-        </w:rPr>
-        <w:t>”</w:t>
-      </w:r>
-      <w:r>
-        <w:rPr>
-          <w:sz w:val="24"/>
-          <w:szCs w:val="24"/>
-          <w:lang w:val="ru-RU"/>
-        </w:rPr>
-        <w:t xml:space="preserve"> и исполняемые файлы с расширением </w:t>
-      </w:r>
-      <w:r>
-        <w:rPr>
-          <w:sz w:val="24"/>
-          <w:szCs w:val="24"/>
-          <w:lang w:val="ru-RU"/>
-        </w:rPr>
-        <w:t>“</w:t>
-      </w:r>
-      <w:r>
-        <w:rPr>
-          <w:sz w:val="24"/>
-          <w:szCs w:val="24"/>
-          <w:lang w:val="ru-RU"/>
-        </w:rPr>
-        <w:t>.</w:t>
-      </w:r>
-      <w:r>
-        <w:rPr>
-          <w:sz w:val="24"/>
-          <w:szCs w:val="24"/>
-        </w:rPr>
-        <w:t>exe</w:t>
-      </w:r>
-      <w:r>
-        <w:rPr>
-          <w:sz w:val="24"/>
-          <w:szCs w:val="24"/>
-          <w:lang w:val="ru-RU"/>
-        </w:rPr>
-        <w:t>”</w:t>
-      </w:r>
-      <w:r>
-        <w:rPr>
-          <w:sz w:val="24"/>
-          <w:szCs w:val="24"/>
-          <w:lang w:val="ru-RU"/>
-        </w:rPr>
-        <w:t>.</w:t>
-      </w:r>
-    </w:p>
-    <w:p>
-      <w:pPr>
-        <w:pStyle w:val="31"/>
-        <w:rPr>
-          <w:color w:val="auto"/>
-          <w:sz w:val="24"/>
-          <w:szCs w:val="24"/>
-          <w:lang w:val="ru-RU"/>
-        </w:rPr>
-      </w:pPr>
-      <w:r>
-        <w:rPr>
-          <w:color w:val="auto"/>
-          <w:sz w:val="24"/>
-          <w:szCs w:val="24"/>
-          <w:lang w:val="ru-RU"/>
-        </w:rPr>
-        <w:t>3. В к</w:t>
-      </w:r>
-      <w:r>
-        <w:rPr>
-          <w:color w:val="auto"/>
-          <w:sz w:val="24"/>
-          <w:szCs w:val="24"/>
-          <w:lang w:val="ru-RU"/>
-        </w:rPr>
-        <w:t>акой папке находится созданный объектный модуль?</w:t>
-      </w:r>
-    </w:p>
-    <w:p>
-      <w:pPr>
-        <w:rPr>
-          <w:sz w:val="24"/>
-          <w:szCs w:val="24"/>
-          <w:lang w:val="ru-RU"/>
-        </w:rPr>
-      </w:pPr>
-      <w:r>
-        <w:rPr>
-          <w:sz w:val="24"/>
-          <w:szCs w:val="24"/>
-          <w:lang w:val="ru-RU"/>
-        </w:rPr>
-        <w:t xml:space="preserve">Объектный модуль обычно находится в папке </w:t>
-      </w:r>
-      <w:r>
-        <w:rPr>
-          <w:sz w:val="24"/>
-          <w:szCs w:val="24"/>
-          <w:lang w:val="ru-RU"/>
-        </w:rPr>
-        <w:t>“</w:t>
-      </w:r>
-      <w:r>
-        <w:rPr>
-          <w:sz w:val="24"/>
-          <w:szCs w:val="24"/>
-        </w:rPr>
-        <w:t>Debug</w:t>
-      </w:r>
-      <w:r>
-        <w:rPr>
-          <w:sz w:val="24"/>
-          <w:szCs w:val="24"/>
-          <w:lang w:val="ru-RU"/>
-        </w:rPr>
-        <w:t>”</w:t>
-      </w:r>
-      <w:r>
-        <w:rPr>
-          <w:sz w:val="24"/>
-          <w:szCs w:val="24"/>
-          <w:lang w:val="ru-RU"/>
-        </w:rPr>
-        <w:t xml:space="preserve"> или </w:t>
-      </w:r>
-      <w:r>
-        <w:rPr>
-          <w:sz w:val="24"/>
-          <w:szCs w:val="24"/>
-          <w:lang w:val="ru-RU"/>
-        </w:rPr>
-        <w:t>“</w:t>
-      </w:r>
-      <w:r>
-        <w:rPr>
-          <w:sz w:val="24"/>
-          <w:szCs w:val="24"/>
-        </w:rPr>
-        <w:t>Release</w:t>
-      </w:r>
-      <w:r>
-        <w:rPr>
-          <w:sz w:val="24"/>
-          <w:szCs w:val="24"/>
-          <w:lang w:val="ru-RU"/>
-        </w:rPr>
-        <w:t>”</w:t>
-      </w:r>
-      <w:r>
-        <w:rPr>
-          <w:sz w:val="24"/>
-          <w:szCs w:val="24"/>
-          <w:lang w:val="ru-RU"/>
-        </w:rPr>
-        <w:t xml:space="preserve"> в зависимости от конфигурации сборки проекта.</w:t>
-      </w:r>
-    </w:p>
-    <w:p>
-      <w:pPr>
-        <w:pStyle w:val="31"/>
-        <w:rPr>
-          <w:color w:val="auto"/>
-          <w:sz w:val="24"/>
-          <w:szCs w:val="24"/>
-          <w:lang w:val="ru-RU"/>
-        </w:rPr>
-      </w:pPr>
-      <w:r>
-        <w:rPr>
-          <w:color w:val="auto"/>
-          <w:sz w:val="24"/>
-          <w:szCs w:val="24"/>
-          <w:lang w:val="ru-RU"/>
-        </w:rPr>
-        <w:t>4. В какой папке находится исполняемый модуль?</w:t>
-      </w:r>
-    </w:p>
-    <w:p>
-      <w:pPr>
-        <w:rPr>
-          <w:sz w:val="24"/>
-          <w:szCs w:val="24"/>
-          <w:lang w:val="ru-RU"/>
-        </w:rPr>
-      </w:pPr>
-      <w:r>
-        <w:rPr>
-          <w:sz w:val="24"/>
-          <w:szCs w:val="24"/>
-          <w:lang w:val="ru-RU"/>
-        </w:rPr>
-        <w:t xml:space="preserve">Исполняемый модуль также находится в папке </w:t>
-      </w:r>
-      <w:r>
-        <w:rPr>
-          <w:sz w:val="24"/>
-          <w:szCs w:val="24"/>
-          <w:lang w:val="ru-RU"/>
-        </w:rPr>
-        <w:t>“</w:t>
-      </w:r>
-      <w:r>
-        <w:rPr>
-          <w:sz w:val="24"/>
-          <w:szCs w:val="24"/>
-        </w:rPr>
-        <w:t>Debug</w:t>
-      </w:r>
-      <w:r>
-        <w:rPr>
-          <w:sz w:val="24"/>
-          <w:szCs w:val="24"/>
-          <w:lang w:val="ru-RU"/>
-        </w:rPr>
-        <w:t>”</w:t>
-      </w:r>
-      <w:r>
-        <w:rPr>
-          <w:sz w:val="24"/>
-          <w:szCs w:val="24"/>
-          <w:lang w:val="ru-RU"/>
-        </w:rPr>
-        <w:t xml:space="preserve"> или </w:t>
-      </w:r>
-      <w:r>
-        <w:rPr>
-          <w:sz w:val="24"/>
-          <w:szCs w:val="24"/>
-          <w:lang w:val="ru-RU"/>
-        </w:rPr>
-        <w:t>“</w:t>
-      </w:r>
-      <w:r>
-        <w:rPr>
-          <w:sz w:val="24"/>
-          <w:szCs w:val="24"/>
-        </w:rPr>
-        <w:t>Release</w:t>
-      </w:r>
-      <w:r>
-        <w:rPr>
-          <w:sz w:val="24"/>
-          <w:szCs w:val="24"/>
-          <w:lang w:val="ru-RU"/>
-        </w:rPr>
-        <w:t>”</w:t>
-      </w:r>
-      <w:r>
-        <w:rPr>
-          <w:sz w:val="24"/>
-          <w:szCs w:val="24"/>
-          <w:lang w:val="ru-RU"/>
-        </w:rPr>
-        <w:t>.</w:t>
-      </w:r>
-    </w:p>
-    <w:p>
-      <w:pPr>
-        <w:pStyle w:val="31"/>
-        <w:rPr>
-          <w:color w:val="auto"/>
-          <w:sz w:val="24"/>
-          <w:szCs w:val="24"/>
-          <w:lang w:val="ru-RU"/>
-        </w:rPr>
-      </w:pPr>
-      <w:r>
-        <w:rPr>
-          <w:color w:val="auto"/>
-          <w:sz w:val="24"/>
-          <w:szCs w:val="24"/>
-          <w:lang w:val="ru-RU"/>
-        </w:rPr>
-        <w:t>5. Какое расширение имеет файл листинга программы?</w:t>
-      </w:r>
-    </w:p>
-    <w:p>
-      <w:pPr>
-        <w:rPr>
-          <w:sz w:val="24"/>
-          <w:szCs w:val="24"/>
-          <w:lang w:val="ru-RU"/>
-        </w:rPr>
-      </w:pPr>
-      <w:r>
-        <w:rPr>
-          <w:sz w:val="24"/>
-          <w:szCs w:val="24"/>
-          <w:lang w:val="ru-RU"/>
-        </w:rPr>
-        <w:t xml:space="preserve">Файл листинга программы имеет расширение </w:t>
-      </w:r>
-      <w:r>
-        <w:rPr>
-          <w:sz w:val="24"/>
-          <w:szCs w:val="24"/>
-          <w:lang w:val="ru-RU"/>
-        </w:rPr>
-        <w:t>“</w:t>
-      </w:r>
-      <w:r>
-        <w:rPr>
-          <w:sz w:val="24"/>
-          <w:szCs w:val="24"/>
-          <w:lang w:val="ru-RU"/>
-        </w:rPr>
-        <w:t>.</w:t>
-      </w:r>
-      <w:r>
-        <w:rPr>
-          <w:sz w:val="24"/>
-          <w:szCs w:val="24"/>
-        </w:rPr>
-        <w:t>lst</w:t>
-      </w:r>
-      <w:r>
-        <w:rPr>
-          <w:sz w:val="24"/>
-          <w:szCs w:val="24"/>
-          <w:lang w:val="ru-RU"/>
-        </w:rPr>
-        <w:t>”</w:t>
-      </w:r>
-      <w:r>
-        <w:rPr>
-          <w:sz w:val="24"/>
-          <w:szCs w:val="24"/>
-          <w:lang w:val="ru-RU"/>
-        </w:rPr>
-        <w:t>.</w:t>
-      </w:r>
-    </w:p>
-    <w:p>
-      <w:pPr>
-        <w:pStyle w:val="31"/>
-        <w:rPr>
-          <w:color w:val="auto"/>
-          <w:sz w:val="24"/>
-          <w:szCs w:val="24"/>
-          <w:lang w:val="ru-RU"/>
-        </w:rPr>
-      </w:pPr>
-      <w:r>
-        <w:rPr>
-          <w:color w:val="auto"/>
-          <w:sz w:val="24"/>
-          <w:szCs w:val="24"/>
-          <w:lang w:val="ru-RU"/>
-        </w:rPr>
-        <w:t>6. Для какого типа процессора создается программа? Какая модель памяти используется?</w:t>
-      </w:r>
-    </w:p>
-    <w:p>
-      <w:pPr>
-        <w:rPr>
-          <w:sz w:val="24"/>
-          <w:szCs w:val="24"/>
-          <w:lang w:val="ru-RU"/>
-        </w:rPr>
-      </w:pPr>
-      <w:r>
-        <w:rPr>
-          <w:sz w:val="24"/>
-          <w:szCs w:val="24"/>
-          <w:lang w:val="ru-RU"/>
-        </w:rPr>
-        <w:t xml:space="preserve">Программа создается для процессоров </w:t>
-      </w:r>
-      <w:r>
-        <w:rPr>
-          <w:sz w:val="24"/>
-          <w:szCs w:val="24"/>
-        </w:rPr>
-        <w:t>x</w:t>
-      </w:r>
-      <w:r>
-        <w:rPr>
-          <w:sz w:val="24"/>
-          <w:szCs w:val="24"/>
-          <w:lang w:val="ru-RU"/>
-        </w:rPr>
-        <w:t xml:space="preserve">86 (32-бит) или </w:t>
-      </w:r>
-      <w:r>
-        <w:rPr>
-          <w:sz w:val="24"/>
-          <w:szCs w:val="24"/>
-        </w:rPr>
-        <w:t>x</w:t>
-      </w:r>
-      <w:r>
-        <w:rPr>
-          <w:sz w:val="24"/>
-          <w:szCs w:val="24"/>
-          <w:lang w:val="ru-RU"/>
-        </w:rPr>
-        <w:t>6</w:t>
-      </w:r>
-      <w:r>
-        <w:rPr>
-          <w:sz w:val="24"/>
-          <w:szCs w:val="24"/>
-          <w:lang w:val="ru-RU"/>
-        </w:rPr>
-        <w:t xml:space="preserve">4 (64-бит), в зависимости от настроек проекта. В операционной системе </w:t>
-      </w:r>
-      <w:r>
-        <w:rPr>
-          <w:sz w:val="24"/>
-          <w:szCs w:val="24"/>
-        </w:rPr>
-        <w:t>Windows</w:t>
-      </w:r>
-      <w:r>
-        <w:rPr>
-          <w:sz w:val="24"/>
-          <w:szCs w:val="24"/>
-          <w:lang w:val="ru-RU"/>
-        </w:rPr>
-        <w:t xml:space="preserve"> используется модель памяти </w:t>
-      </w:r>
-      <w:r>
-        <w:rPr>
-          <w:sz w:val="24"/>
-          <w:szCs w:val="24"/>
-        </w:rPr>
-        <w:t>Flat</w:t>
-      </w:r>
-      <w:r>
-        <w:rPr>
-          <w:sz w:val="24"/>
-          <w:szCs w:val="24"/>
-          <w:lang w:val="ru-RU"/>
-        </w:rPr>
-        <w:t xml:space="preserve"> (плоская).</w:t>
-      </w:r>
-    </w:p>
-    <w:p>
-      <w:pPr>
-        <w:pStyle w:val="31"/>
-        <w:rPr>
-          <w:color w:val="auto"/>
-          <w:sz w:val="24"/>
-          <w:szCs w:val="24"/>
-          <w:lang w:val="ru-RU"/>
-        </w:rPr>
-      </w:pPr>
-      <w:r>
-        <w:rPr>
-          <w:color w:val="auto"/>
-          <w:sz w:val="24"/>
-          <w:szCs w:val="24"/>
-          <w:lang w:val="ru-RU"/>
-        </w:rPr>
-        <w:t>7. Какое соглашение о вызовах используется в программе?</w:t>
-      </w:r>
-    </w:p>
-    <w:p>
-      <w:pPr>
-        <w:rPr>
-          <w:sz w:val="24"/>
-          <w:szCs w:val="24"/>
-          <w:lang w:val="ru-RU"/>
-        </w:rPr>
-      </w:pPr>
-      <w:r>
-        <w:rPr>
-          <w:sz w:val="24"/>
-          <w:szCs w:val="24"/>
-          <w:lang w:val="ru-RU"/>
-        </w:rPr>
-        <w:t>“</w:t>
-      </w:r>
-      <w:r>
-        <w:rPr>
-          <w:sz w:val="24"/>
-          <w:szCs w:val="24"/>
-        </w:rPr>
-        <w:t>stdcall</w:t>
-      </w:r>
-      <w:r>
-        <w:rPr>
-          <w:sz w:val="24"/>
-          <w:szCs w:val="24"/>
-          <w:lang w:val="ru-RU"/>
-        </w:rPr>
-        <w:t>”</w:t>
-      </w:r>
-      <w:r>
-        <w:rPr>
-          <w:sz w:val="24"/>
-          <w:szCs w:val="24"/>
-          <w:lang w:val="ru-RU"/>
-        </w:rPr>
-        <w:t xml:space="preserve"> </w:t>
-      </w:r>
-      <w:r>
-        <w:rPr>
-          <w:sz w:val="24"/>
-          <w:szCs w:val="24"/>
-          <w:lang w:val="ru-RU"/>
-        </w:rPr>
-        <w:t>.</w:t>
-      </w:r>
-    </w:p>
-    <w:p>
-      <w:pPr>
-        <w:pStyle w:val="31"/>
-        <w:rPr>
-          <w:color w:val="auto"/>
-          <w:sz w:val="24"/>
-          <w:szCs w:val="24"/>
-          <w:lang w:val="ru-RU"/>
-        </w:rPr>
-      </w:pPr>
-      <w:r>
-        <w:rPr>
-          <w:color w:val="auto"/>
-          <w:sz w:val="24"/>
-          <w:szCs w:val="24"/>
-          <w:lang w:val="ru-RU"/>
-        </w:rPr>
-        <w:t>8. Перечислите имена сегментов, использующихся в программе.</w:t>
-      </w:r>
-    </w:p>
-    <w:p>
-      <w:pPr>
-        <w:rPr>
-          <w:sz w:val="24"/>
-          <w:szCs w:val="24"/>
-          <w:lang w:val="ru-RU"/>
-        </w:rPr>
-      </w:pPr>
-      <w:r>
-        <w:rPr>
-          <w:sz w:val="24"/>
-          <w:szCs w:val="24"/>
-          <w:lang w:val="ru-RU"/>
-        </w:rPr>
-        <w:t xml:space="preserve">Используются сегменты: </w:t>
-      </w:r>
-      <w:r>
-        <w:rPr>
-          <w:sz w:val="24"/>
-          <w:szCs w:val="24"/>
-          <w:lang w:val="ru-RU"/>
-        </w:rPr>
-        <w:t>“</w:t>
-      </w:r>
-      <w:r>
-        <w:rPr>
-          <w:sz w:val="24"/>
-          <w:szCs w:val="24"/>
-          <w:lang w:val="ru-RU"/>
-        </w:rPr>
-        <w:t>.</w:t>
-      </w:r>
-      <w:r>
-        <w:rPr>
-          <w:sz w:val="24"/>
-          <w:szCs w:val="24"/>
-        </w:rPr>
-        <w:t>data</w:t>
-      </w:r>
-      <w:r>
-        <w:rPr>
-          <w:sz w:val="24"/>
-          <w:szCs w:val="24"/>
-          <w:lang w:val="ru-RU"/>
-        </w:rPr>
-        <w:t>”</w:t>
-      </w:r>
-      <w:r>
-        <w:rPr>
-          <w:sz w:val="24"/>
-          <w:szCs w:val="24"/>
-          <w:lang w:val="ru-RU"/>
-        </w:rPr>
-        <w:t xml:space="preserve"> (данные), </w:t>
-      </w:r>
-      <w:r>
-        <w:rPr>
-          <w:sz w:val="24"/>
-          <w:szCs w:val="24"/>
-          <w:lang w:val="ru-RU"/>
-        </w:rPr>
-        <w:t>“</w:t>
-      </w:r>
-      <w:r>
-        <w:rPr>
-          <w:sz w:val="24"/>
-          <w:szCs w:val="24"/>
-          <w:lang w:val="ru-RU"/>
-        </w:rPr>
-        <w:t>.</w:t>
-      </w:r>
-      <w:r>
-        <w:rPr>
-          <w:sz w:val="24"/>
-          <w:szCs w:val="24"/>
-        </w:rPr>
-        <w:t>code</w:t>
-      </w:r>
-      <w:r>
-        <w:rPr>
-          <w:sz w:val="24"/>
-          <w:szCs w:val="24"/>
-          <w:lang w:val="ru-RU"/>
-        </w:rPr>
-        <w:t>”</w:t>
-      </w:r>
-      <w:r>
-        <w:rPr>
-          <w:sz w:val="24"/>
-          <w:szCs w:val="24"/>
-          <w:lang w:val="ru-RU"/>
-        </w:rPr>
-        <w:t xml:space="preserve"> (код).</w:t>
-      </w:r>
-    </w:p>
-    <w:p>
-      <w:pPr>
-        <w:pStyle w:val="31"/>
-        <w:rPr>
-          <w:color w:val="auto"/>
-          <w:sz w:val="24"/>
-          <w:szCs w:val="24"/>
-          <w:lang w:val="ru-RU"/>
-        </w:rPr>
-      </w:pPr>
-      <w:r>
-        <w:rPr>
-          <w:color w:val="auto"/>
-          <w:sz w:val="24"/>
-          <w:szCs w:val="24"/>
-          <w:lang w:val="ru-RU"/>
-        </w:rPr>
-        <w:t>9. Какой участок в программе отмечает директива .</w:t>
-      </w:r>
-      <w:r>
-        <w:rPr>
-          <w:color w:val="auto"/>
-          <w:sz w:val="24"/>
-          <w:szCs w:val="24"/>
-        </w:rPr>
-        <w:t>CODE</w:t>
-      </w:r>
-      <w:r>
-        <w:rPr>
-          <w:color w:val="auto"/>
-          <w:sz w:val="24"/>
-          <w:szCs w:val="24"/>
-          <w:lang w:val="ru-RU"/>
-        </w:rPr>
-        <w:t>?</w:t>
-      </w:r>
-    </w:p>
-    <w:p>
-      <w:pPr>
-        <w:rPr>
-          <w:sz w:val="24"/>
-          <w:szCs w:val="24"/>
-          <w:lang w:val="ru-RU"/>
-        </w:rPr>
-      </w:pPr>
-      <w:r>
-        <w:rPr>
-          <w:sz w:val="24"/>
-          <w:szCs w:val="24"/>
-          <w:lang w:val="ru-RU"/>
-        </w:rPr>
-        <w:t xml:space="preserve">Директива </w:t>
-      </w:r>
-      <w:r>
-        <w:rPr>
-          <w:sz w:val="24"/>
-          <w:szCs w:val="24"/>
-          <w:lang w:val="ru-RU"/>
-        </w:rPr>
-        <w:t>“</w:t>
-      </w:r>
-      <w:r>
-        <w:rPr>
-          <w:sz w:val="24"/>
-          <w:szCs w:val="24"/>
-          <w:lang w:val="ru-RU"/>
-        </w:rPr>
-        <w:t>.</w:t>
-      </w:r>
-      <w:r>
-        <w:rPr>
-          <w:sz w:val="24"/>
-          <w:szCs w:val="24"/>
-        </w:rPr>
-        <w:t>CODE</w:t>
-      </w:r>
-      <w:r>
-        <w:rPr>
-          <w:sz w:val="24"/>
-          <w:szCs w:val="24"/>
-          <w:lang w:val="ru-RU"/>
-        </w:rPr>
-        <w:t>”</w:t>
-      </w:r>
-      <w:r>
-        <w:rPr>
-          <w:sz w:val="24"/>
-          <w:szCs w:val="24"/>
-          <w:lang w:val="ru-RU"/>
-        </w:rPr>
-        <w:t xml:space="preserve"> обозначает нач</w:t>
-      </w:r>
-      <w:r>
-        <w:rPr>
-          <w:sz w:val="24"/>
-          <w:szCs w:val="24"/>
-          <w:lang w:val="ru-RU"/>
-        </w:rPr>
-        <w:t>ало сегмента кода программы.</w:t>
-      </w:r>
-    </w:p>
-    <w:p>
-      <w:pPr>
-        <w:pStyle w:val="31"/>
-        <w:rPr>
-          <w:color w:val="auto"/>
-          <w:sz w:val="24"/>
-          <w:szCs w:val="24"/>
-          <w:lang w:val="ru-RU"/>
-        </w:rPr>
-      </w:pPr>
-      <w:r>
-        <w:rPr>
-          <w:color w:val="auto"/>
-          <w:sz w:val="24"/>
-          <w:szCs w:val="24"/>
-          <w:lang w:val="ru-RU"/>
-        </w:rPr>
-        <w:t>10. Какие директивы ассемблера определяют начало и конец процедуры?</w:t>
-      </w:r>
-    </w:p>
-    <w:p>
-      <w:pPr>
-        <w:rPr>
-          <w:sz w:val="24"/>
-          <w:szCs w:val="24"/>
-          <w:lang w:val="ru-RU"/>
-        </w:rPr>
-      </w:pPr>
-      <w:r>
-        <w:rPr>
-          <w:sz w:val="24"/>
-          <w:szCs w:val="24"/>
-          <w:lang w:val="ru-RU"/>
-        </w:rPr>
-        <w:t xml:space="preserve">Начало процедуры определяется директивой </w:t>
-      </w:r>
-      <w:r>
-        <w:rPr>
-          <w:sz w:val="24"/>
-          <w:szCs w:val="24"/>
-          <w:lang w:val="ru-RU"/>
-        </w:rPr>
-        <w:t>“</w:t>
-      </w:r>
-      <w:r>
-        <w:rPr>
-          <w:sz w:val="24"/>
-          <w:szCs w:val="24"/>
-        </w:rPr>
-        <w:t>PROC</w:t>
-      </w:r>
-      <w:r>
-        <w:rPr>
-          <w:sz w:val="24"/>
-          <w:szCs w:val="24"/>
-          <w:lang w:val="ru-RU"/>
-        </w:rPr>
-        <w:t>”</w:t>
-      </w:r>
-      <w:r>
-        <w:rPr>
-          <w:sz w:val="24"/>
-          <w:szCs w:val="24"/>
-          <w:lang w:val="ru-RU"/>
-        </w:rPr>
-        <w:t>, а конец — директивой `</w:t>
-      </w:r>
-      <w:r>
-        <w:rPr>
-          <w:sz w:val="24"/>
-          <w:szCs w:val="24"/>
-        </w:rPr>
-        <w:t>ENDP</w:t>
-      </w:r>
-      <w:r>
-        <w:rPr>
-          <w:sz w:val="24"/>
-          <w:szCs w:val="24"/>
-          <w:lang w:val="ru-RU"/>
-        </w:rPr>
-        <w:t>`.</w:t>
-      </w:r>
-    </w:p>
-    <w:p>
-      <w:pPr>
-        <w:pStyle w:val="31"/>
-        <w:rPr>
-          <w:color w:val="auto"/>
-          <w:sz w:val="24"/>
-          <w:szCs w:val="24"/>
-          <w:lang w:val="ru-RU"/>
-        </w:rPr>
-      </w:pPr>
-      <w:r>
-        <w:rPr>
-          <w:color w:val="auto"/>
-          <w:sz w:val="24"/>
-          <w:szCs w:val="24"/>
-          <w:lang w:val="ru-RU"/>
-        </w:rPr>
-        <w:t xml:space="preserve">11. Для чего предназначена директива </w:t>
-      </w:r>
-      <w:r>
-        <w:rPr>
-          <w:color w:val="auto"/>
-          <w:sz w:val="24"/>
-          <w:szCs w:val="24"/>
-        </w:rPr>
-        <w:t>PROTO</w:t>
-      </w:r>
-      <w:r>
-        <w:rPr>
-          <w:color w:val="auto"/>
-          <w:sz w:val="24"/>
-          <w:szCs w:val="24"/>
-          <w:lang w:val="ru-RU"/>
-        </w:rPr>
-        <w:t>?</w:t>
-      </w:r>
-    </w:p>
-    <w:p>
-      <w:pPr>
-        <w:rPr>
-          <w:sz w:val="24"/>
-          <w:szCs w:val="24"/>
-          <w:lang w:val="ru-RU"/>
-        </w:rPr>
-      </w:pPr>
-      <w:r>
-        <w:rPr>
-          <w:sz w:val="24"/>
-          <w:szCs w:val="24"/>
-          <w:lang w:val="ru-RU"/>
-        </w:rPr>
-        <w:t>Директива `</w:t>
-      </w:r>
-      <w:r>
-        <w:rPr>
-          <w:sz w:val="24"/>
-          <w:szCs w:val="24"/>
-        </w:rPr>
-        <w:t>PROTO</w:t>
-      </w:r>
-      <w:r>
-        <w:rPr>
-          <w:sz w:val="24"/>
-          <w:szCs w:val="24"/>
-          <w:lang w:val="ru-RU"/>
-        </w:rPr>
-        <w:t>` используется для об</w:t>
-      </w:r>
-      <w:r>
-        <w:rPr>
-          <w:sz w:val="24"/>
-          <w:szCs w:val="24"/>
-          <w:lang w:val="ru-RU"/>
-        </w:rPr>
-        <w:t>ъявления прототипа процедуры.</w:t>
-      </w:r>
-    </w:p>
-    <w:p>
-      <w:pPr>
-        <w:pStyle w:val="31"/>
-        <w:rPr>
-          <w:color w:val="auto"/>
-          <w:sz w:val="24"/>
-          <w:szCs w:val="24"/>
-          <w:lang w:val="ru-RU"/>
-        </w:rPr>
-      </w:pPr>
-      <w:r>
-        <w:rPr>
-          <w:color w:val="auto"/>
-          <w:sz w:val="24"/>
-          <w:szCs w:val="24"/>
-          <w:lang w:val="ru-RU"/>
-        </w:rPr>
-        <w:lastRenderedPageBreak/>
-        <w:t xml:space="preserve">12. Какие </w:t>
-      </w:r>
-      <w:r>
-        <w:rPr>
-          <w:color w:val="auto"/>
-          <w:sz w:val="24"/>
-          <w:szCs w:val="24"/>
-        </w:rPr>
-        <w:t>WinAPI</w:t>
-      </w:r>
-      <w:r>
-        <w:rPr>
-          <w:color w:val="auto"/>
-          <w:sz w:val="24"/>
-          <w:szCs w:val="24"/>
-          <w:lang w:val="ru-RU"/>
-        </w:rPr>
-        <w:t>-функции вызываются в программе?</w:t>
-      </w:r>
-    </w:p>
-    <w:p>
-      <w:pPr>
-        <w:rPr>
-          <w:sz w:val="24"/>
-          <w:szCs w:val="24"/>
-          <w:lang w:val="ru-RU"/>
-        </w:rPr>
-      </w:pPr>
-      <w:r>
-        <w:rPr>
-          <w:sz w:val="24"/>
-          <w:szCs w:val="24"/>
-          <w:lang w:val="ru-RU"/>
-        </w:rPr>
-        <w:t xml:space="preserve">Программа может вызывать функции </w:t>
-      </w:r>
-      <w:r>
-        <w:rPr>
-          <w:sz w:val="24"/>
-          <w:szCs w:val="24"/>
-        </w:rPr>
-        <w:t>Windows</w:t>
-      </w:r>
-      <w:r>
-        <w:rPr>
-          <w:sz w:val="24"/>
-          <w:szCs w:val="24"/>
-          <w:lang w:val="ru-RU"/>
-        </w:rPr>
-        <w:t xml:space="preserve"> </w:t>
-      </w:r>
-      <w:r>
-        <w:rPr>
-          <w:sz w:val="24"/>
-          <w:szCs w:val="24"/>
-        </w:rPr>
-        <w:t>API</w:t>
-      </w:r>
-      <w:r>
-        <w:rPr>
-          <w:sz w:val="24"/>
-          <w:szCs w:val="24"/>
-          <w:lang w:val="ru-RU"/>
-        </w:rPr>
-        <w:t>, такие как `</w:t>
-      </w:r>
-      <w:r>
-        <w:rPr>
-          <w:sz w:val="24"/>
-          <w:szCs w:val="24"/>
-        </w:rPr>
-        <w:t>MessageBox</w:t>
-      </w:r>
-      <w:r>
-        <w:rPr>
-          <w:sz w:val="24"/>
-          <w:szCs w:val="24"/>
-          <w:lang w:val="ru-RU"/>
-        </w:rPr>
-        <w:t>` и `</w:t>
-      </w:r>
-      <w:r>
-        <w:rPr>
-          <w:sz w:val="24"/>
-          <w:szCs w:val="24"/>
-        </w:rPr>
-        <w:t>ExitProcess</w:t>
-      </w:r>
-      <w:r>
-        <w:rPr>
-          <w:sz w:val="24"/>
-          <w:szCs w:val="24"/>
-          <w:lang w:val="ru-RU"/>
-        </w:rPr>
-        <w:t>`. Это зависит от конкретной реализации.</w:t>
-      </w:r>
-    </w:p>
-    <w:p>
-      <w:pPr>
-        <w:pStyle w:val="31"/>
-        <w:rPr>
-          <w:color w:val="auto"/>
-          <w:sz w:val="24"/>
-          <w:szCs w:val="24"/>
-          <w:lang w:val="ru-RU"/>
-        </w:rPr>
-      </w:pPr>
-      <w:r>
-        <w:rPr>
-          <w:color w:val="auto"/>
-          <w:sz w:val="24"/>
-          <w:szCs w:val="24"/>
-          <w:lang w:val="ru-RU"/>
-        </w:rPr>
-        <w:t xml:space="preserve">13. Назовите используемые метки и их </w:t>
-      </w:r>
-      <w:r>
-        <w:rPr>
-          <w:color w:val="auto"/>
-          <w:sz w:val="24"/>
-          <w:szCs w:val="24"/>
-          <w:lang w:val="ru-RU"/>
-        </w:rPr>
-        <w:t>назначение в программе.</w:t>
-      </w:r>
-    </w:p>
-    <w:p>
-      <w:pPr>
-        <w:rPr>
-          <w:sz w:val="24"/>
-          <w:szCs w:val="24"/>
-          <w:lang w:val="ru-RU"/>
-        </w:rPr>
-      </w:pPr>
-      <w:r>
-        <w:rPr>
-          <w:sz w:val="24"/>
-          <w:szCs w:val="24"/>
-          <w:lang w:val="ru-RU"/>
-        </w:rPr>
-        <w:t>Метки используются для обозначения точек перехода или имен процедур. Например, `</w:t>
-      </w:r>
-      <w:r>
-        <w:rPr>
-          <w:sz w:val="24"/>
-          <w:szCs w:val="24"/>
-        </w:rPr>
-        <w:t>start</w:t>
-      </w:r>
-      <w:r>
-        <w:rPr>
-          <w:sz w:val="24"/>
-          <w:szCs w:val="24"/>
-          <w:lang w:val="ru-RU"/>
-        </w:rPr>
-        <w:t>` — точка входа в программу.</w:t>
-      </w:r>
-    </w:p>
-    <w:p>
-      <w:pPr>
-        <w:pStyle w:val="31"/>
-        <w:rPr>
-          <w:color w:val="auto"/>
-          <w:sz w:val="24"/>
-          <w:szCs w:val="24"/>
-          <w:lang w:val="ru-RU"/>
-        </w:rPr>
-      </w:pPr>
-      <w:r>
-        <w:rPr>
-          <w:color w:val="auto"/>
-          <w:sz w:val="24"/>
-          <w:szCs w:val="24"/>
-          <w:lang w:val="ru-RU"/>
-        </w:rPr>
-        <w:t xml:space="preserve">14. Какая функция позволяет завершить процесс в </w:t>
-      </w:r>
-      <w:r>
-        <w:rPr>
-          <w:color w:val="auto"/>
-          <w:sz w:val="24"/>
-          <w:szCs w:val="24"/>
-        </w:rPr>
-        <w:t>Windows</w:t>
-      </w:r>
-      <w:r>
-        <w:rPr>
-          <w:color w:val="auto"/>
-          <w:sz w:val="24"/>
-          <w:szCs w:val="24"/>
-          <w:lang w:val="ru-RU"/>
-        </w:rPr>
-        <w:t>? С каким кодом завершается программа?</w:t>
-      </w:r>
-    </w:p>
-    <w:p>
-      <w:pPr>
-        <w:rPr>
-          <w:sz w:val="24"/>
-          <w:szCs w:val="24"/>
-          <w:lang w:val="ru-RU"/>
-        </w:rPr>
-      </w:pPr>
-      <w:r>
-        <w:rPr>
-          <w:sz w:val="24"/>
-          <w:szCs w:val="24"/>
-          <w:lang w:val="ru-RU"/>
-        </w:rPr>
-        <w:t xml:space="preserve">Для завершения процесса </w:t>
-      </w:r>
-      <w:r>
-        <w:rPr>
-          <w:sz w:val="24"/>
-          <w:szCs w:val="24"/>
-          <w:lang w:val="ru-RU"/>
-        </w:rPr>
-        <w:t>используется функция `</w:t>
-      </w:r>
-      <w:r>
-        <w:rPr>
-          <w:sz w:val="24"/>
-          <w:szCs w:val="24"/>
-        </w:rPr>
-        <w:t>ExitProcess</w:t>
-      </w:r>
-      <w:r>
-        <w:rPr>
-          <w:sz w:val="24"/>
-          <w:szCs w:val="24"/>
-          <w:lang w:val="ru-RU"/>
-        </w:rPr>
-        <w:t>`. Код завершения</w:t>
-      </w:r>
-      <w:r>
-        <w:rPr>
-          <w:sz w:val="24"/>
-          <w:szCs w:val="24"/>
-          <w:lang w:val="ru-RU"/>
-        </w:rPr>
-        <w:t xml:space="preserve"> равен 0.</w:t>
-      </w:r>
-    </w:p>
-    <w:p>
-      <w:pPr>
-        <w:pStyle w:val="31"/>
-        <w:rPr>
-          <w:color w:val="auto"/>
-          <w:sz w:val="24"/>
-          <w:szCs w:val="24"/>
-          <w:lang w:val="ru-RU"/>
-        </w:rPr>
-      </w:pPr>
-      <w:r>
-        <w:rPr>
-          <w:color w:val="auto"/>
-          <w:sz w:val="24"/>
-          <w:szCs w:val="24"/>
-          <w:lang w:val="ru-RU"/>
-        </w:rPr>
-        <w:t>15. Какая директива ассемблера позволяет автоматизировать вызов функции и передачу ей параметров?</w:t>
-      </w:r>
-    </w:p>
-    <w:p>
-      <w:pPr>
-        <w:rPr>
-          <w:sz w:val="24"/>
-          <w:szCs w:val="24"/>
-          <w:lang w:val="ru-RU"/>
-        </w:rPr>
-      </w:pPr>
-      <w:r>
-        <w:rPr>
-          <w:sz w:val="24"/>
-          <w:szCs w:val="24"/>
-          <w:lang w:val="ru-RU"/>
-        </w:rPr>
-        <w:t>Директива `</w:t>
-      </w:r>
-      <w:r>
-        <w:rPr>
-          <w:sz w:val="24"/>
-          <w:szCs w:val="24"/>
-        </w:rPr>
-        <w:t>INVOKE</w:t>
-      </w:r>
-      <w:r>
-        <w:rPr>
-          <w:sz w:val="24"/>
-          <w:szCs w:val="24"/>
-          <w:lang w:val="ru-RU"/>
-        </w:rPr>
-        <w:t>` позволяет автоматизировать вызов функции и передачу параметров.</w:t>
-      </w:r>
-    </w:p>
-    <w:p>
-      <w:pPr>
-        <w:pStyle w:val="31"/>
-        <w:rPr>
-          <w:color w:val="auto"/>
-          <w:sz w:val="24"/>
-          <w:szCs w:val="24"/>
-          <w:lang w:val="ru-RU"/>
-        </w:rPr>
-      </w:pPr>
-      <w:r>
-        <w:rPr>
-          <w:color w:val="auto"/>
-          <w:sz w:val="24"/>
-          <w:szCs w:val="24"/>
-          <w:lang w:val="ru-RU"/>
-        </w:rPr>
-        <w:t>16. Опиш</w:t>
-      </w:r>
-      <w:r>
-        <w:rPr>
-          <w:color w:val="auto"/>
-          <w:sz w:val="24"/>
-          <w:szCs w:val="24"/>
-          <w:lang w:val="ru-RU"/>
-        </w:rPr>
-        <w:t xml:space="preserve">ите окно с сообщением, которое выводит на экран функция </w:t>
-      </w:r>
-      <w:r>
-        <w:rPr>
-          <w:color w:val="auto"/>
-          <w:sz w:val="24"/>
-          <w:szCs w:val="24"/>
-        </w:rPr>
-        <w:t>MessageBox</w:t>
-      </w:r>
-      <w:r>
-        <w:rPr>
-          <w:color w:val="auto"/>
-          <w:sz w:val="24"/>
-          <w:szCs w:val="24"/>
+          <w:rFonts w:asciiTheme="majorHAnsi" w:eastAsiaTheme="majorEastAsia" w:hAnsiTheme="majorHAnsi" w:cstheme="majorBidi"/>
+          <w:sz w:val="28"/>
+          <w:szCs w:val="28"/>
           <w:lang w:val="ru-RU"/>
         </w:rPr>
         <w:t>.</w:t>
@@ -1449,49 +54,954 @@
     <w:p>
       <w:pPr>
         <w:rPr>
-          <w:sz w:val="24"/>
-          <w:szCs w:val="24"/>
+          <w:rFonts w:asciiTheme="majorHAnsi" w:eastAsiaTheme="majorEastAsia" w:hAnsiTheme="majorHAnsi" w:cstheme="majorBidi"/>
+          <w:sz w:val="28"/>
+          <w:szCs w:val="28"/>
           <w:lang w:val="ru-RU"/>
         </w:rPr>
       </w:pPr>
       <w:r>
         <w:rPr>
-          <w:sz w:val="24"/>
-          <w:szCs w:val="24"/>
+          <w:rFonts w:asciiTheme="majorHAnsi" w:eastAsiaTheme="majorEastAsia" w:hAnsiTheme="majorHAnsi" w:cstheme="majorBidi"/>
+          <w:sz w:val="28"/>
+          <w:szCs w:val="28"/>
           <w:lang w:val="ru-RU"/>
         </w:rPr>
-        <w:t>Функция `</w:t>
+        <w:t>6. Какие типы файлов создаются ассемблером?</w:t>
       </w:r>
       <w:r>
         <w:rPr>
-          <w:sz w:val="24"/>
-          <w:szCs w:val="24"/>
+          <w:rFonts w:asciiTheme="majorHAnsi" w:eastAsiaTheme="majorEastAsia" w:hAnsiTheme="majorHAnsi" w:cstheme="majorBidi"/>
+          <w:sz w:val="28"/>
+          <w:szCs w:val="28"/>
+          <w:lang w:val="ru-RU"/>
+        </w:rPr>
+        <w:br/>
+        <w:t>Ассемблер создает объектный файл с расширением .</w:t>
+      </w:r>
+      <w:proofErr w:type="spellStart"/>
+      <w:r>
+        <w:rPr>
+          <w:rFonts w:asciiTheme="majorHAnsi" w:eastAsiaTheme="majorEastAsia" w:hAnsiTheme="majorHAnsi" w:cstheme="majorBidi"/>
+          <w:sz w:val="28"/>
+          <w:szCs w:val="28"/>
+          <w:lang w:val="ru-RU"/>
+        </w:rPr>
+        <w:t>obj</w:t>
+      </w:r>
+      <w:proofErr w:type="spellEnd"/>
+      <w:r>
+        <w:rPr>
+          <w:rFonts w:asciiTheme="majorHAnsi" w:eastAsiaTheme="majorEastAsia" w:hAnsiTheme="majorHAnsi" w:cstheme="majorBidi"/>
+          <w:sz w:val="28"/>
+          <w:szCs w:val="28"/>
+          <w:lang w:val="ru-RU"/>
+        </w:rPr>
+        <w:t xml:space="preserve"> и, при необходимости, файл листинга с </w:t>
+      </w:r>
+      <w:proofErr w:type="gramStart"/>
+      <w:r>
+        <w:rPr>
+          <w:rFonts w:asciiTheme="majorHAnsi" w:eastAsiaTheme="majorEastAsia" w:hAnsiTheme="majorHAnsi" w:cstheme="majorBidi"/>
+          <w:sz w:val="28"/>
+          <w:szCs w:val="28"/>
+          <w:lang w:val="ru-RU"/>
+        </w:rPr>
+        <w:t>расширением .</w:t>
+      </w:r>
+      <w:proofErr w:type="spellStart"/>
+      <w:r>
+        <w:rPr>
+          <w:rFonts w:asciiTheme="majorHAnsi" w:eastAsiaTheme="majorEastAsia" w:hAnsiTheme="majorHAnsi" w:cstheme="majorBidi"/>
+          <w:sz w:val="28"/>
+          <w:szCs w:val="28"/>
+          <w:lang w:val="ru-RU"/>
+        </w:rPr>
+        <w:t>lst</w:t>
+      </w:r>
+      <w:proofErr w:type="spellEnd"/>
+      <w:proofErr w:type="gramEnd"/>
+      <w:r>
+        <w:rPr>
+          <w:rFonts w:asciiTheme="majorHAnsi" w:eastAsiaTheme="majorEastAsia" w:hAnsiTheme="majorHAnsi" w:cstheme="majorBidi"/>
+          <w:sz w:val="28"/>
+          <w:szCs w:val="28"/>
+          <w:lang w:val="ru-RU"/>
+        </w:rPr>
+        <w:t>.</w:t>
+      </w:r>
+    </w:p>
+    <w:p>
+      <w:pPr>
+        <w:rPr>
+          <w:rFonts w:asciiTheme="majorHAnsi" w:eastAsiaTheme="majorEastAsia" w:hAnsiTheme="majorHAnsi" w:cstheme="majorBidi"/>
+          <w:sz w:val="28"/>
+          <w:szCs w:val="28"/>
+          <w:lang w:val="ru-RU"/>
+        </w:rPr>
+      </w:pPr>
+      <w:r>
+        <w:rPr>
+          <w:rFonts w:asciiTheme="majorHAnsi" w:eastAsiaTheme="majorEastAsia" w:hAnsiTheme="majorHAnsi" w:cstheme="majorBidi"/>
+          <w:sz w:val="28"/>
+          <w:szCs w:val="28"/>
+          <w:lang w:val="ru-RU"/>
+        </w:rPr>
+        <w:t>7. Найдите в папке проекта созданный объектный модуль. В какой папке он находится?</w:t>
+      </w:r>
+      <w:r>
+        <w:rPr>
+          <w:rFonts w:asciiTheme="majorHAnsi" w:eastAsiaTheme="majorEastAsia" w:hAnsiTheme="majorHAnsi" w:cstheme="majorBidi"/>
+          <w:sz w:val="28"/>
+          <w:szCs w:val="28"/>
+          <w:lang w:val="ru-RU"/>
+        </w:rPr>
+        <w:br/>
+        <w:t>Объектный модуль (файл .</w:t>
+      </w:r>
+      <w:proofErr w:type="spellStart"/>
+      <w:r>
+        <w:rPr>
+          <w:rFonts w:asciiTheme="majorHAnsi" w:eastAsiaTheme="majorEastAsia" w:hAnsiTheme="majorHAnsi" w:cstheme="majorBidi"/>
+          <w:sz w:val="28"/>
+          <w:szCs w:val="28"/>
+          <w:lang w:val="ru-RU"/>
+        </w:rPr>
+        <w:t>obj</w:t>
+      </w:r>
+      <w:proofErr w:type="spellEnd"/>
+      <w:r>
+        <w:rPr>
+          <w:rFonts w:asciiTheme="majorHAnsi" w:eastAsiaTheme="majorEastAsia" w:hAnsiTheme="majorHAnsi" w:cstheme="majorBidi"/>
+          <w:sz w:val="28"/>
+          <w:szCs w:val="28"/>
+          <w:lang w:val="ru-RU"/>
+        </w:rPr>
+        <w:t xml:space="preserve">) находится в подпапке </w:t>
+      </w:r>
+      <w:proofErr w:type="spellStart"/>
+      <w:r>
+        <w:rPr>
+          <w:rFonts w:asciiTheme="majorHAnsi" w:eastAsiaTheme="majorEastAsia" w:hAnsiTheme="majorHAnsi" w:cstheme="majorBidi"/>
+          <w:sz w:val="28"/>
+          <w:szCs w:val="28"/>
+          <w:lang w:val="ru-RU"/>
+        </w:rPr>
+        <w:t>Debug</w:t>
+      </w:r>
+      <w:proofErr w:type="spellEnd"/>
+      <w:r>
+        <w:rPr>
+          <w:rFonts w:asciiTheme="majorHAnsi" w:eastAsiaTheme="majorEastAsia" w:hAnsiTheme="majorHAnsi" w:cstheme="majorBidi"/>
+          <w:sz w:val="28"/>
+          <w:szCs w:val="28"/>
+          <w:lang w:val="ru-RU"/>
+        </w:rPr>
+        <w:t xml:space="preserve"> или </w:t>
+      </w:r>
+      <w:proofErr w:type="spellStart"/>
+      <w:r>
+        <w:rPr>
+          <w:rFonts w:asciiTheme="majorHAnsi" w:eastAsiaTheme="majorEastAsia" w:hAnsiTheme="majorHAnsi" w:cstheme="majorBidi"/>
+          <w:sz w:val="28"/>
+          <w:szCs w:val="28"/>
+          <w:lang w:val="ru-RU"/>
+        </w:rPr>
+        <w:t>Release</w:t>
+      </w:r>
+      <w:proofErr w:type="spellEnd"/>
+      <w:r>
+        <w:rPr>
+          <w:rFonts w:asciiTheme="majorHAnsi" w:eastAsiaTheme="majorEastAsia" w:hAnsiTheme="majorHAnsi" w:cstheme="majorBidi"/>
+          <w:sz w:val="28"/>
+          <w:szCs w:val="28"/>
+          <w:lang w:val="ru-RU"/>
+        </w:rPr>
+        <w:t xml:space="preserve"> выбранной платформы, например, x64\</w:t>
+      </w:r>
+      <w:proofErr w:type="spellStart"/>
+      <w:r>
+        <w:rPr>
+          <w:rFonts w:asciiTheme="majorHAnsi" w:eastAsiaTheme="majorEastAsia" w:hAnsiTheme="majorHAnsi" w:cstheme="majorBidi"/>
+          <w:sz w:val="28"/>
+          <w:szCs w:val="28"/>
+          <w:lang w:val="ru-RU"/>
+        </w:rPr>
+        <w:t>Debug</w:t>
+      </w:r>
+      <w:proofErr w:type="spellEnd"/>
+      <w:r>
+        <w:rPr>
+          <w:rFonts w:asciiTheme="majorHAnsi" w:eastAsiaTheme="majorEastAsia" w:hAnsiTheme="majorHAnsi" w:cstheme="majorBidi"/>
+          <w:sz w:val="28"/>
+          <w:szCs w:val="28"/>
+          <w:lang w:val="ru-RU"/>
+        </w:rPr>
+        <w:t>\ внутри каталога проекта.</w:t>
+      </w:r>
+    </w:p>
+    <w:p>
+      <w:pPr>
+        <w:rPr>
+          <w:rFonts w:asciiTheme="majorHAnsi" w:eastAsiaTheme="majorEastAsia" w:hAnsiTheme="majorHAnsi" w:cstheme="majorBidi"/>
+          <w:sz w:val="28"/>
+          <w:szCs w:val="28"/>
+          <w:lang w:val="ru-RU"/>
+        </w:rPr>
+      </w:pPr>
+      <w:r>
+        <w:rPr>
+          <w:rFonts w:asciiTheme="majorHAnsi" w:eastAsiaTheme="majorEastAsia" w:hAnsiTheme="majorHAnsi" w:cstheme="majorBidi"/>
+          <w:sz w:val="28"/>
+          <w:szCs w:val="28"/>
+          <w:lang w:val="ru-RU"/>
+        </w:rPr>
+        <w:t>8. Найдите в папке проекта исполняемый модуль.</w:t>
+      </w:r>
+      <w:r>
+        <w:rPr>
+          <w:rFonts w:asciiTheme="majorHAnsi" w:eastAsiaTheme="majorEastAsia" w:hAnsiTheme="majorHAnsi" w:cstheme="majorBidi"/>
+          <w:sz w:val="28"/>
+          <w:szCs w:val="28"/>
+          <w:lang w:val="ru-RU"/>
+        </w:rPr>
+        <w:br/>
+        <w:t>Исполняемый модуль (файл .</w:t>
+      </w:r>
+      <w:proofErr w:type="spellStart"/>
+      <w:r>
+        <w:rPr>
+          <w:rFonts w:asciiTheme="majorHAnsi" w:eastAsiaTheme="majorEastAsia" w:hAnsiTheme="majorHAnsi" w:cstheme="majorBidi"/>
+          <w:sz w:val="28"/>
+          <w:szCs w:val="28"/>
+          <w:lang w:val="ru-RU"/>
+        </w:rPr>
+        <w:t>exe</w:t>
+      </w:r>
+      <w:proofErr w:type="spellEnd"/>
+      <w:r>
+        <w:rPr>
+          <w:rFonts w:asciiTheme="majorHAnsi" w:eastAsiaTheme="majorEastAsia" w:hAnsiTheme="majorHAnsi" w:cstheme="majorBidi"/>
+          <w:sz w:val="28"/>
+          <w:szCs w:val="28"/>
+          <w:lang w:val="ru-RU"/>
+        </w:rPr>
+        <w:t>) расположен в той же папке, что и объектный модуль, например, в x64\</w:t>
+      </w:r>
+      <w:proofErr w:type="spellStart"/>
+      <w:r>
+        <w:rPr>
+          <w:rFonts w:asciiTheme="majorHAnsi" w:eastAsiaTheme="majorEastAsia" w:hAnsiTheme="majorHAnsi" w:cstheme="majorBidi"/>
+          <w:sz w:val="28"/>
+          <w:szCs w:val="28"/>
+          <w:lang w:val="ru-RU"/>
+        </w:rPr>
+        <w:t>Debug</w:t>
+      </w:r>
+      <w:proofErr w:type="spellEnd"/>
+      <w:r>
+        <w:rPr>
+          <w:rFonts w:asciiTheme="majorHAnsi" w:eastAsiaTheme="majorEastAsia" w:hAnsiTheme="majorHAnsi" w:cstheme="majorBidi"/>
+          <w:sz w:val="28"/>
+          <w:szCs w:val="28"/>
+          <w:lang w:val="ru-RU"/>
+        </w:rPr>
+        <w:t>\.</w:t>
+      </w:r>
+    </w:p>
+    <w:p>
+      <w:pPr>
+        <w:rPr>
+          <w:rFonts w:asciiTheme="majorHAnsi" w:eastAsiaTheme="majorEastAsia" w:hAnsiTheme="majorHAnsi" w:cstheme="majorBidi"/>
+          <w:sz w:val="28"/>
+          <w:szCs w:val="28"/>
+          <w:lang w:val="ru-RU"/>
+        </w:rPr>
+      </w:pPr>
+      <w:r>
+        <w:rPr>
+          <w:rFonts w:asciiTheme="majorHAnsi" w:eastAsiaTheme="majorEastAsia" w:hAnsiTheme="majorHAnsi" w:cstheme="majorBidi"/>
+          <w:sz w:val="28"/>
+          <w:szCs w:val="28"/>
+          <w:lang w:val="ru-RU"/>
+        </w:rPr>
+        <w:t>9. Сгенерируйте файл листинга программы. Какое расширение имеет файл листинга?</w:t>
+      </w:r>
+      <w:r>
+        <w:rPr>
+          <w:rFonts w:asciiTheme="majorHAnsi" w:eastAsiaTheme="majorEastAsia" w:hAnsiTheme="majorHAnsi" w:cstheme="majorBidi"/>
+          <w:sz w:val="28"/>
+          <w:szCs w:val="28"/>
+          <w:lang w:val="ru-RU"/>
+        </w:rPr>
+        <w:br/>
+        <w:t xml:space="preserve">Файл листинга, содержащий ассемблированный код и сопутствующую информацию, имеет </w:t>
+      </w:r>
+      <w:proofErr w:type="gramStart"/>
+      <w:r>
+        <w:rPr>
+          <w:rFonts w:asciiTheme="majorHAnsi" w:eastAsiaTheme="majorEastAsia" w:hAnsiTheme="majorHAnsi" w:cstheme="majorBidi"/>
+          <w:sz w:val="28"/>
+          <w:szCs w:val="28"/>
+          <w:lang w:val="ru-RU"/>
+        </w:rPr>
+        <w:t>расширение .</w:t>
+      </w:r>
+      <w:proofErr w:type="spellStart"/>
+      <w:r>
+        <w:rPr>
+          <w:rFonts w:asciiTheme="majorHAnsi" w:eastAsiaTheme="majorEastAsia" w:hAnsiTheme="majorHAnsi" w:cstheme="majorBidi"/>
+          <w:sz w:val="28"/>
+          <w:szCs w:val="28"/>
+          <w:lang w:val="ru-RU"/>
+        </w:rPr>
+        <w:t>lst</w:t>
+      </w:r>
+      <w:proofErr w:type="spellEnd"/>
+      <w:proofErr w:type="gramEnd"/>
+      <w:r>
+        <w:rPr>
+          <w:rFonts w:asciiTheme="majorHAnsi" w:eastAsiaTheme="majorEastAsia" w:hAnsiTheme="majorHAnsi" w:cstheme="majorBidi"/>
+          <w:sz w:val="28"/>
+          <w:szCs w:val="28"/>
+          <w:lang w:val="ru-RU"/>
+        </w:rPr>
+        <w:t>.</w:t>
+      </w:r>
+    </w:p>
+    <w:p>
+      <w:pPr>
+        <w:rPr>
+          <w:rFonts w:asciiTheme="majorHAnsi" w:eastAsiaTheme="majorEastAsia" w:hAnsiTheme="majorHAnsi" w:cstheme="majorBidi"/>
+          <w:sz w:val="28"/>
+          <w:szCs w:val="28"/>
+          <w:lang w:val="ru-RU"/>
+        </w:rPr>
+      </w:pPr>
+      <w:r>
+        <w:rPr>
+          <w:rFonts w:asciiTheme="majorHAnsi" w:eastAsiaTheme="majorEastAsia" w:hAnsiTheme="majorHAnsi" w:cstheme="majorBidi"/>
+          <w:sz w:val="28"/>
+          <w:szCs w:val="28"/>
+          <w:lang w:val="ru-RU"/>
+        </w:rPr>
+        <w:t>10. Укажите, для какого типа процессора создается программа, какая модель памяти используется в операционной системе Windows.</w:t>
+      </w:r>
+      <w:r>
+        <w:rPr>
+          <w:rFonts w:asciiTheme="majorHAnsi" w:eastAsiaTheme="majorEastAsia" w:hAnsiTheme="majorHAnsi" w:cstheme="majorBidi"/>
+          <w:sz w:val="28"/>
+          <w:szCs w:val="28"/>
+          <w:lang w:val="ru-RU"/>
+        </w:rPr>
+        <w:br/>
+        <w:t>Программа создается для процессора семейства Pentium (указано .586P), а в операционной системе Windows используется плоская (FLAT) модель памяти.</w:t>
+      </w:r>
+    </w:p>
+    <w:p>
+      <w:pPr>
+        <w:rPr>
+          <w:rFonts w:asciiTheme="majorHAnsi" w:eastAsiaTheme="majorEastAsia" w:hAnsiTheme="majorHAnsi" w:cstheme="majorBidi"/>
+          <w:sz w:val="28"/>
+          <w:szCs w:val="28"/>
+          <w:lang w:val="ru-RU"/>
+        </w:rPr>
+      </w:pPr>
+      <w:r>
+        <w:rPr>
+          <w:rFonts w:asciiTheme="majorHAnsi" w:eastAsiaTheme="majorEastAsia" w:hAnsiTheme="majorHAnsi" w:cstheme="majorBidi"/>
+          <w:sz w:val="28"/>
+          <w:szCs w:val="28"/>
+          <w:lang w:val="ru-RU"/>
+        </w:rPr>
+        <w:t>11. Какое соглашение о вызовах используется в программе?</w:t>
+      </w:r>
+      <w:r>
+        <w:rPr>
+          <w:rFonts w:asciiTheme="majorHAnsi" w:eastAsiaTheme="majorEastAsia" w:hAnsiTheme="majorHAnsi" w:cstheme="majorBidi"/>
+          <w:sz w:val="28"/>
+          <w:szCs w:val="28"/>
+          <w:lang w:val="ru-RU"/>
+        </w:rPr>
+        <w:br/>
+        <w:t>В программе используется соглашение о вызовах STDCALL, при котором параметры передаются в стек справа налево, а очистку стека выполняет вызываемая функция.</w:t>
+      </w:r>
+    </w:p>
+    <w:p>
+      <w:pPr>
+        <w:rPr>
+          <w:rFonts w:asciiTheme="majorHAnsi" w:eastAsiaTheme="majorEastAsia" w:hAnsiTheme="majorHAnsi" w:cstheme="majorBidi"/>
+          <w:sz w:val="28"/>
+          <w:szCs w:val="28"/>
+          <w:lang w:val="ru-RU"/>
+        </w:rPr>
+      </w:pPr>
+      <w:r>
+        <w:rPr>
+          <w:rFonts w:asciiTheme="majorHAnsi" w:eastAsiaTheme="majorEastAsia" w:hAnsiTheme="majorHAnsi" w:cstheme="majorBidi"/>
+          <w:sz w:val="28"/>
+          <w:szCs w:val="28"/>
+          <w:lang w:val="ru-RU"/>
+        </w:rPr>
+        <w:t>12. Перечислите имена сегментов, использующихся в программе.</w:t>
+      </w:r>
+      <w:r>
+        <w:rPr>
+          <w:rFonts w:asciiTheme="majorHAnsi" w:eastAsiaTheme="majorEastAsia" w:hAnsiTheme="majorHAnsi" w:cstheme="majorBidi"/>
+          <w:sz w:val="28"/>
+          <w:szCs w:val="28"/>
+          <w:lang w:val="ru-RU"/>
+        </w:rPr>
+        <w:br/>
+        <w:t>В программе используются сегменты</w:t>
+      </w:r>
+      <w:proofErr w:type="gramStart"/>
+      <w:r>
+        <w:rPr>
+          <w:rFonts w:asciiTheme="majorHAnsi" w:eastAsiaTheme="majorEastAsia" w:hAnsiTheme="majorHAnsi" w:cstheme="majorBidi"/>
+          <w:sz w:val="28"/>
+          <w:szCs w:val="28"/>
+          <w:lang w:val="ru-RU"/>
+        </w:rPr>
+        <w:t>: .STACK</w:t>
+      </w:r>
+      <w:proofErr w:type="gramEnd"/>
+      <w:r>
+        <w:rPr>
+          <w:rFonts w:asciiTheme="majorHAnsi" w:eastAsiaTheme="majorEastAsia" w:hAnsiTheme="majorHAnsi" w:cstheme="majorBidi"/>
+          <w:sz w:val="28"/>
+          <w:szCs w:val="28"/>
+          <w:lang w:val="ru-RU"/>
+        </w:rPr>
+        <w:t xml:space="preserve"> (для стека)</w:t>
+      </w:r>
+      <w:proofErr w:type="gramStart"/>
+      <w:r>
+        <w:rPr>
+          <w:rFonts w:asciiTheme="majorHAnsi" w:eastAsiaTheme="majorEastAsia" w:hAnsiTheme="majorHAnsi" w:cstheme="majorBidi"/>
+          <w:sz w:val="28"/>
+          <w:szCs w:val="28"/>
+          <w:lang w:val="ru-RU"/>
+        </w:rPr>
+        <w:t>, .CONST</w:t>
+      </w:r>
+      <w:proofErr w:type="gramEnd"/>
+      <w:r>
+        <w:rPr>
+          <w:rFonts w:asciiTheme="majorHAnsi" w:eastAsiaTheme="majorEastAsia" w:hAnsiTheme="majorHAnsi" w:cstheme="majorBidi"/>
+          <w:sz w:val="28"/>
+          <w:szCs w:val="28"/>
+          <w:lang w:val="ru-RU"/>
+        </w:rPr>
+        <w:t xml:space="preserve"> (для констант), .DATA (для данных) </w:t>
+      </w:r>
+      <w:proofErr w:type="gramStart"/>
+      <w:r>
+        <w:rPr>
+          <w:rFonts w:asciiTheme="majorHAnsi" w:eastAsiaTheme="majorEastAsia" w:hAnsiTheme="majorHAnsi" w:cstheme="majorBidi"/>
+          <w:sz w:val="28"/>
+          <w:szCs w:val="28"/>
+          <w:lang w:val="ru-RU"/>
+        </w:rPr>
+        <w:t>и .CODE</w:t>
+      </w:r>
+      <w:proofErr w:type="gramEnd"/>
+      <w:r>
+        <w:rPr>
+          <w:rFonts w:asciiTheme="majorHAnsi" w:eastAsiaTheme="majorEastAsia" w:hAnsiTheme="majorHAnsi" w:cstheme="majorBidi"/>
+          <w:sz w:val="28"/>
+          <w:szCs w:val="28"/>
+          <w:lang w:val="ru-RU"/>
+        </w:rPr>
+        <w:t xml:space="preserve"> (для кода).</w:t>
+      </w:r>
+    </w:p>
+    <w:p>
+      <w:pPr>
+        <w:rPr>
+          <w:rFonts w:asciiTheme="majorHAnsi" w:eastAsiaTheme="majorEastAsia" w:hAnsiTheme="majorHAnsi" w:cstheme="majorBidi"/>
+          <w:sz w:val="28"/>
+          <w:szCs w:val="28"/>
+          <w:lang w:val="ru-RU"/>
+        </w:rPr>
+      </w:pPr>
+      <w:r>
+        <w:rPr>
+          <w:rFonts w:asciiTheme="majorHAnsi" w:eastAsiaTheme="majorEastAsia" w:hAnsiTheme="majorHAnsi" w:cstheme="majorBidi"/>
+          <w:sz w:val="28"/>
+          <w:szCs w:val="28"/>
+          <w:lang w:val="ru-RU"/>
+        </w:rPr>
+        <w:lastRenderedPageBreak/>
+        <w:t xml:space="preserve">13. Какой участок в программе отмечает </w:t>
+      </w:r>
+      <w:proofErr w:type="gramStart"/>
+      <w:r>
+        <w:rPr>
+          <w:rFonts w:asciiTheme="majorHAnsi" w:eastAsiaTheme="majorEastAsia" w:hAnsiTheme="majorHAnsi" w:cstheme="majorBidi"/>
+          <w:sz w:val="28"/>
+          <w:szCs w:val="28"/>
+          <w:lang w:val="ru-RU"/>
+        </w:rPr>
+        <w:t>директива .CODE</w:t>
+      </w:r>
+      <w:proofErr w:type="gramEnd"/>
+      <w:r>
+        <w:rPr>
+          <w:rFonts w:asciiTheme="majorHAnsi" w:eastAsiaTheme="majorEastAsia" w:hAnsiTheme="majorHAnsi" w:cstheme="majorBidi"/>
+          <w:sz w:val="28"/>
+          <w:szCs w:val="28"/>
+          <w:lang w:val="ru-RU"/>
+        </w:rPr>
+        <w:t>?</w:t>
+      </w:r>
+      <w:r>
+        <w:rPr>
+          <w:rFonts w:asciiTheme="majorHAnsi" w:eastAsiaTheme="majorEastAsia" w:hAnsiTheme="majorHAnsi" w:cstheme="majorBidi"/>
+          <w:sz w:val="28"/>
+          <w:szCs w:val="28"/>
+          <w:lang w:val="ru-RU"/>
+        </w:rPr>
+        <w:br/>
+      </w:r>
+      <w:proofErr w:type="gramStart"/>
+      <w:r>
+        <w:rPr>
+          <w:rFonts w:asciiTheme="majorHAnsi" w:eastAsiaTheme="majorEastAsia" w:hAnsiTheme="majorHAnsi" w:cstheme="majorBidi"/>
+          <w:sz w:val="28"/>
+          <w:szCs w:val="28"/>
+          <w:lang w:val="ru-RU"/>
+        </w:rPr>
+        <w:t>Директива .CODE</w:t>
+      </w:r>
+      <w:proofErr w:type="gramEnd"/>
+      <w:r>
+        <w:rPr>
+          <w:rFonts w:asciiTheme="majorHAnsi" w:eastAsiaTheme="majorEastAsia" w:hAnsiTheme="majorHAnsi" w:cstheme="majorBidi"/>
+          <w:sz w:val="28"/>
+          <w:szCs w:val="28"/>
+          <w:lang w:val="ru-RU"/>
+        </w:rPr>
+        <w:t xml:space="preserve"> отмечает начало сегмента кода, который содержит исполняемые инструкции программы.</w:t>
+      </w:r>
+    </w:p>
+    <w:p>
+      <w:pPr>
+        <w:rPr>
+          <w:rFonts w:asciiTheme="majorHAnsi" w:eastAsiaTheme="majorEastAsia" w:hAnsiTheme="majorHAnsi" w:cstheme="majorBidi"/>
+          <w:sz w:val="28"/>
+          <w:szCs w:val="28"/>
+          <w:lang w:val="ru-RU"/>
+        </w:rPr>
+      </w:pPr>
+      <w:r>
+        <w:rPr>
+          <w:rFonts w:asciiTheme="majorHAnsi" w:eastAsiaTheme="majorEastAsia" w:hAnsiTheme="majorHAnsi" w:cstheme="majorBidi"/>
+          <w:sz w:val="28"/>
+          <w:szCs w:val="28"/>
+          <w:lang w:val="ru-RU"/>
+        </w:rPr>
+        <w:t>14. Какие директивы ассемблера определяют начало и конец процедуры?</w:t>
+      </w:r>
+      <w:r>
+        <w:rPr>
+          <w:rFonts w:asciiTheme="majorHAnsi" w:eastAsiaTheme="majorEastAsia" w:hAnsiTheme="majorHAnsi" w:cstheme="majorBidi"/>
+          <w:sz w:val="28"/>
+          <w:szCs w:val="28"/>
+          <w:lang w:val="ru-RU"/>
+        </w:rPr>
+        <w:br/>
+        <w:t>Начало процедуры определяется директивой PROC, а ее конец — директивой ENDP.</w:t>
+      </w:r>
+    </w:p>
+    <w:p>
+      <w:pPr>
+        <w:rPr>
+          <w:rFonts w:asciiTheme="majorHAnsi" w:eastAsiaTheme="majorEastAsia" w:hAnsiTheme="majorHAnsi" w:cstheme="majorBidi"/>
+          <w:sz w:val="28"/>
+          <w:szCs w:val="28"/>
+          <w:lang w:val="ru-RU"/>
+        </w:rPr>
+      </w:pPr>
+      <w:r>
+        <w:rPr>
+          <w:rFonts w:asciiTheme="majorHAnsi" w:eastAsiaTheme="majorEastAsia" w:hAnsiTheme="majorHAnsi" w:cstheme="majorBidi"/>
+          <w:sz w:val="28"/>
+          <w:szCs w:val="28"/>
+          <w:lang w:val="ru-RU"/>
+        </w:rPr>
+        <w:t>15. Для чего предназначена директива PROTO?</w:t>
+      </w:r>
+      <w:r>
+        <w:rPr>
+          <w:rFonts w:asciiTheme="majorHAnsi" w:eastAsiaTheme="majorEastAsia" w:hAnsiTheme="majorHAnsi" w:cstheme="majorBidi"/>
+          <w:sz w:val="28"/>
+          <w:szCs w:val="28"/>
+          <w:lang w:val="ru-RU"/>
+        </w:rPr>
+        <w:br/>
+        <w:t>Директива PROTO предназначена для объявления прототипа функции, то есть описания ее имени и формальных параметров для последующего вызова.</w:t>
+      </w:r>
+    </w:p>
+    <w:p>
+      <w:pPr>
+        <w:rPr>
+          <w:rFonts w:asciiTheme="majorHAnsi" w:eastAsiaTheme="majorEastAsia" w:hAnsiTheme="majorHAnsi" w:cstheme="majorBidi"/>
+          <w:sz w:val="28"/>
+          <w:szCs w:val="28"/>
+          <w:lang w:val="ru-RU"/>
+        </w:rPr>
+      </w:pPr>
+      <w:r>
+        <w:rPr>
+          <w:rFonts w:asciiTheme="majorHAnsi" w:eastAsiaTheme="majorEastAsia" w:hAnsiTheme="majorHAnsi" w:cstheme="majorBidi"/>
+          <w:sz w:val="28"/>
+          <w:szCs w:val="28"/>
+          <w:lang w:val="ru-RU"/>
+        </w:rPr>
+        <w:t xml:space="preserve">16. Какие </w:t>
+      </w:r>
+      <w:proofErr w:type="spellStart"/>
+      <w:r>
+        <w:rPr>
+          <w:rFonts w:asciiTheme="majorHAnsi" w:eastAsiaTheme="majorEastAsia" w:hAnsiTheme="majorHAnsi" w:cstheme="majorBidi"/>
+          <w:sz w:val="28"/>
+          <w:szCs w:val="28"/>
+          <w:lang w:val="ru-RU"/>
+        </w:rPr>
+        <w:t>WinAPI</w:t>
+      </w:r>
+      <w:proofErr w:type="spellEnd"/>
+      <w:r>
+        <w:rPr>
+          <w:rFonts w:asciiTheme="majorHAnsi" w:eastAsiaTheme="majorEastAsia" w:hAnsiTheme="majorHAnsi" w:cstheme="majorBidi"/>
+          <w:sz w:val="28"/>
+          <w:szCs w:val="28"/>
+          <w:lang w:val="ru-RU"/>
+        </w:rPr>
+        <w:t>-функции вызываются в программе?</w:t>
+      </w:r>
+      <w:r>
+        <w:rPr>
+          <w:rFonts w:asciiTheme="majorHAnsi" w:eastAsiaTheme="majorEastAsia" w:hAnsiTheme="majorHAnsi" w:cstheme="majorBidi"/>
+          <w:sz w:val="28"/>
+          <w:szCs w:val="28"/>
+          <w:lang w:val="ru-RU"/>
+        </w:rPr>
+        <w:br/>
+        <w:t xml:space="preserve">В программе вызываются функции </w:t>
+      </w:r>
+      <w:proofErr w:type="spellStart"/>
+      <w:r>
+        <w:rPr>
+          <w:rFonts w:asciiTheme="majorHAnsi" w:eastAsiaTheme="majorEastAsia" w:hAnsiTheme="majorHAnsi" w:cstheme="majorBidi"/>
+          <w:sz w:val="28"/>
+          <w:szCs w:val="28"/>
+          <w:lang w:val="ru-RU"/>
+        </w:rPr>
+        <w:t>WinAPI</w:t>
+      </w:r>
+      <w:proofErr w:type="spellEnd"/>
+      <w:r>
+        <w:rPr>
+          <w:rFonts w:asciiTheme="majorHAnsi" w:eastAsiaTheme="majorEastAsia" w:hAnsiTheme="majorHAnsi" w:cstheme="majorBidi"/>
+          <w:sz w:val="28"/>
+          <w:szCs w:val="28"/>
+          <w:lang w:val="ru-RU"/>
+        </w:rPr>
+        <w:t xml:space="preserve">: </w:t>
+      </w:r>
+      <w:proofErr w:type="spellStart"/>
+      <w:r>
+        <w:rPr>
+          <w:rFonts w:asciiTheme="majorHAnsi" w:eastAsiaTheme="majorEastAsia" w:hAnsiTheme="majorHAnsi" w:cstheme="majorBidi"/>
+          <w:sz w:val="28"/>
+          <w:szCs w:val="28"/>
+          <w:lang w:val="ru-RU"/>
+        </w:rPr>
+        <w:t>MessageBoxA</w:t>
+      </w:r>
+      <w:proofErr w:type="spellEnd"/>
+      <w:r>
+        <w:rPr>
+          <w:rFonts w:asciiTheme="majorHAnsi" w:eastAsiaTheme="majorEastAsia" w:hAnsiTheme="majorHAnsi" w:cstheme="majorBidi"/>
+          <w:sz w:val="28"/>
+          <w:szCs w:val="28"/>
+          <w:lang w:val="ru-RU"/>
+        </w:rPr>
+        <w:t xml:space="preserve"> (для вывода диалогового окна) и </w:t>
+      </w:r>
+      <w:proofErr w:type="spellStart"/>
+      <w:r>
+        <w:rPr>
+          <w:rFonts w:asciiTheme="majorHAnsi" w:eastAsiaTheme="majorEastAsia" w:hAnsiTheme="majorHAnsi" w:cstheme="majorBidi"/>
+          <w:sz w:val="28"/>
+          <w:szCs w:val="28"/>
+          <w:lang w:val="ru-RU"/>
+        </w:rPr>
+        <w:t>ExitProcess</w:t>
+      </w:r>
+      <w:proofErr w:type="spellEnd"/>
+      <w:r>
+        <w:rPr>
+          <w:rFonts w:asciiTheme="majorHAnsi" w:eastAsiaTheme="majorEastAsia" w:hAnsiTheme="majorHAnsi" w:cstheme="majorBidi"/>
+          <w:sz w:val="28"/>
+          <w:szCs w:val="28"/>
+          <w:lang w:val="ru-RU"/>
+        </w:rPr>
+        <w:t xml:space="preserve"> (для завершения процесса).</w:t>
+      </w:r>
+    </w:p>
+    <w:p>
+      <w:pPr>
+        <w:rPr>
+          <w:rFonts w:asciiTheme="majorHAnsi" w:eastAsiaTheme="majorEastAsia" w:hAnsiTheme="majorHAnsi" w:cstheme="majorBidi"/>
+          <w:sz w:val="28"/>
+          <w:szCs w:val="28"/>
+          <w:lang w:val="ru-RU"/>
+        </w:rPr>
+      </w:pPr>
+      <w:r>
+        <w:rPr>
+          <w:rFonts w:asciiTheme="majorHAnsi" w:eastAsiaTheme="majorEastAsia" w:hAnsiTheme="majorHAnsi" w:cstheme="majorBidi"/>
+          <w:sz w:val="28"/>
+          <w:szCs w:val="28"/>
+          <w:lang w:val="ru-RU"/>
+        </w:rPr>
+        <w:t>17. Назовите используемые метки и их назначение в программе.</w:t>
+      </w:r>
+      <w:r>
+        <w:rPr>
+          <w:rFonts w:asciiTheme="majorHAnsi" w:eastAsiaTheme="majorEastAsia" w:hAnsiTheme="majorHAnsi" w:cstheme="majorBidi"/>
+          <w:sz w:val="28"/>
+          <w:szCs w:val="28"/>
+          <w:lang w:val="ru-RU"/>
+        </w:rPr>
+        <w:br/>
+        <w:t xml:space="preserve">В программе используется метка START (отмечает точку входа внутри процедуры) и </w:t>
+      </w:r>
+      <w:proofErr w:type="spellStart"/>
+      <w:r>
+        <w:rPr>
+          <w:rFonts w:asciiTheme="majorHAnsi" w:eastAsiaTheme="majorEastAsia" w:hAnsiTheme="majorHAnsi" w:cstheme="majorBidi"/>
+          <w:sz w:val="28"/>
+          <w:szCs w:val="28"/>
+          <w:lang w:val="ru-RU"/>
+        </w:rPr>
+        <w:t>main</w:t>
+      </w:r>
+      <w:proofErr w:type="spellEnd"/>
+      <w:r>
+        <w:rPr>
+          <w:rFonts w:asciiTheme="majorHAnsi" w:eastAsiaTheme="majorEastAsia" w:hAnsiTheme="majorHAnsi" w:cstheme="majorBidi"/>
+          <w:sz w:val="28"/>
+          <w:szCs w:val="28"/>
+          <w:lang w:val="ru-RU"/>
+        </w:rPr>
+        <w:t xml:space="preserve"> (имя главной процедуры, являющееся точкой входа в программу).</w:t>
+      </w:r>
+    </w:p>
+    <w:p>
+      <w:pPr>
+        <w:rPr>
+          <w:rFonts w:asciiTheme="majorHAnsi" w:eastAsiaTheme="majorEastAsia" w:hAnsiTheme="majorHAnsi" w:cstheme="majorBidi"/>
+          <w:sz w:val="28"/>
+          <w:szCs w:val="28"/>
+          <w:lang w:val="ru-RU"/>
+        </w:rPr>
+      </w:pPr>
+      <w:r>
+        <w:rPr>
+          <w:rFonts w:asciiTheme="majorHAnsi" w:eastAsiaTheme="majorEastAsia" w:hAnsiTheme="majorHAnsi" w:cstheme="majorBidi"/>
+          <w:sz w:val="28"/>
+          <w:szCs w:val="28"/>
+          <w:lang w:val="ru-RU"/>
+        </w:rPr>
+        <w:t>18. Какая функция позволяет завершить процесс в Windows? С каким кодом завершается программа Asm01?</w:t>
+      </w:r>
+      <w:r>
+        <w:rPr>
+          <w:rFonts w:asciiTheme="majorHAnsi" w:eastAsiaTheme="majorEastAsia" w:hAnsiTheme="majorHAnsi" w:cstheme="majorBidi"/>
+          <w:sz w:val="28"/>
+          <w:szCs w:val="28"/>
+          <w:lang w:val="ru-RU"/>
+        </w:rPr>
+        <w:br/>
+        <w:t xml:space="preserve">Завершить процесс в Windows позволяет функция </w:t>
+      </w:r>
+      <w:proofErr w:type="spellStart"/>
+      <w:r>
+        <w:rPr>
+          <w:rFonts w:asciiTheme="majorHAnsi" w:eastAsiaTheme="majorEastAsia" w:hAnsiTheme="majorHAnsi" w:cstheme="majorBidi"/>
+          <w:sz w:val="28"/>
+          <w:szCs w:val="28"/>
+          <w:lang w:val="ru-RU"/>
+        </w:rPr>
+        <w:t>ExitProcess</w:t>
+      </w:r>
+      <w:proofErr w:type="spellEnd"/>
+      <w:r>
+        <w:rPr>
+          <w:rFonts w:asciiTheme="majorHAnsi" w:eastAsiaTheme="majorEastAsia" w:hAnsiTheme="majorHAnsi" w:cstheme="majorBidi"/>
+          <w:sz w:val="28"/>
+          <w:szCs w:val="28"/>
+          <w:lang w:val="ru-RU"/>
+        </w:rPr>
+        <w:t>. Программа завершается с кодом -1 (шестнадцатеричное значение 0xFFFFFFFF).</w:t>
+      </w:r>
+    </w:p>
+    <w:p>
+      <w:pPr>
+        <w:rPr>
+          <w:rFonts w:asciiTheme="majorHAnsi" w:eastAsiaTheme="majorEastAsia" w:hAnsiTheme="majorHAnsi" w:cstheme="majorBidi"/>
+          <w:sz w:val="28"/>
+          <w:szCs w:val="28"/>
+          <w:lang w:val="ru-RU"/>
+        </w:rPr>
+      </w:pPr>
+      <w:r>
+        <w:rPr>
+          <w:rFonts w:asciiTheme="majorHAnsi" w:eastAsiaTheme="majorEastAsia" w:hAnsiTheme="majorHAnsi" w:cstheme="majorBidi"/>
+          <w:sz w:val="28"/>
+          <w:szCs w:val="28"/>
+          <w:lang w:val="ru-RU"/>
+        </w:rPr>
+        <w:t>19. Модифицируйте исходный текст программы. Выполните ее.</w:t>
+      </w:r>
+      <w:r>
+        <w:rPr>
+          <w:rFonts w:asciiTheme="majorHAnsi" w:eastAsiaTheme="majorEastAsia" w:hAnsiTheme="majorHAnsi" w:cstheme="majorBidi"/>
+          <w:sz w:val="28"/>
+          <w:szCs w:val="28"/>
+          <w:lang w:val="ru-RU"/>
+        </w:rPr>
+        <w:br/>
+      </w:r>
+      <w:r>
+        <w:rPr>
+          <w:rFonts w:asciiTheme="majorHAnsi" w:eastAsiaTheme="majorEastAsia" w:hAnsiTheme="majorHAnsi" w:cstheme="majorBidi"/>
+          <w:i/>
+          <w:iCs/>
+          <w:sz w:val="28"/>
+          <w:szCs w:val="28"/>
+          <w:lang w:val="ru-RU"/>
+        </w:rPr>
+        <w:t>(Задание на практическое изменение, например, можно изменить текст сообщения в директивах STR1 или STR2 и пересобрать программу.)</w:t>
+      </w:r>
+    </w:p>
+    <w:p>
+      <w:pPr>
+        <w:rPr>
+          <w:rFonts w:asciiTheme="majorHAnsi" w:eastAsiaTheme="majorEastAsia" w:hAnsiTheme="majorHAnsi" w:cstheme="majorBidi"/>
+          <w:sz w:val="28"/>
+          <w:szCs w:val="28"/>
+          <w:lang w:val="ru-RU"/>
+        </w:rPr>
+      </w:pPr>
+      <w:r>
+        <w:rPr>
+          <w:rFonts w:asciiTheme="majorHAnsi" w:eastAsiaTheme="majorEastAsia" w:hAnsiTheme="majorHAnsi" w:cstheme="majorBidi"/>
+          <w:sz w:val="28"/>
+          <w:szCs w:val="28"/>
+          <w:lang w:val="ru-RU"/>
+        </w:rPr>
+        <w:t>20. Какая директива ассемблера позволяет автоматизировать вызов функции и передачу ей параметров?</w:t>
+      </w:r>
+      <w:r>
+        <w:rPr>
+          <w:rFonts w:asciiTheme="majorHAnsi" w:eastAsiaTheme="majorEastAsia" w:hAnsiTheme="majorHAnsi" w:cstheme="majorBidi"/>
+          <w:sz w:val="28"/>
+          <w:szCs w:val="28"/>
+          <w:lang w:val="ru-RU"/>
+        </w:rPr>
+        <w:br/>
+      </w:r>
+      <w:r>
+        <w:rPr>
+          <w:rFonts w:asciiTheme="majorHAnsi" w:eastAsiaTheme="majorEastAsia" w:hAnsiTheme="majorHAnsi" w:cstheme="majorBidi"/>
+          <w:sz w:val="28"/>
+          <w:szCs w:val="28"/>
+          <w:lang w:val="ru-RU"/>
+        </w:rPr>
+        <w:lastRenderedPageBreak/>
+        <w:t>Директива INVOKE автоматизирует вызов функции и передачу ей параметров, скрывая от программиста детали размещения аргументов в стеке.</w:t>
+      </w:r>
+    </w:p>
+    <w:p>
+      <w:pPr>
+        <w:rPr>
+          <w:rFonts w:asciiTheme="majorHAnsi" w:eastAsiaTheme="majorEastAsia" w:hAnsiTheme="majorHAnsi" w:cstheme="majorBidi"/>
+          <w:sz w:val="28"/>
+          <w:szCs w:val="28"/>
+          <w:lang w:val="ru-RU"/>
+        </w:rPr>
+      </w:pPr>
+      <w:r>
+        <w:rPr>
+          <w:rFonts w:asciiTheme="majorHAnsi" w:eastAsiaTheme="majorEastAsia" w:hAnsiTheme="majorHAnsi" w:cstheme="majorBidi"/>
+          <w:sz w:val="28"/>
+          <w:szCs w:val="28"/>
+          <w:lang w:val="ru-RU"/>
+        </w:rPr>
+        <w:t xml:space="preserve">21. Опишите окно с сообщением, которое выводит на экран функция </w:t>
+      </w:r>
+      <w:proofErr w:type="spellStart"/>
+      <w:r>
+        <w:rPr>
+          <w:rFonts w:asciiTheme="majorHAnsi" w:eastAsiaTheme="majorEastAsia" w:hAnsiTheme="majorHAnsi" w:cstheme="majorBidi"/>
+          <w:sz w:val="28"/>
+          <w:szCs w:val="28"/>
+          <w:lang w:val="ru-RU"/>
         </w:rPr>
         <w:t>MessageBox</w:t>
       </w:r>
+      <w:proofErr w:type="spellEnd"/>
       <w:r>
         <w:rPr>
-          <w:sz w:val="24"/>
-          <w:szCs w:val="24"/>
+          <w:rFonts w:asciiTheme="majorHAnsi" w:eastAsiaTheme="majorEastAsia" w:hAnsiTheme="majorHAnsi" w:cstheme="majorBidi"/>
+          <w:sz w:val="28"/>
+          <w:szCs w:val="28"/>
           <w:lang w:val="ru-RU"/>
         </w:rPr>
-        <w:t xml:space="preserve">` выводит окно с текстовым сообщением, заголовком и кнопками (например, </w:t>
+        <w:t>.</w:t>
       </w:r>
       <w:r>
         <w:rPr>
-          <w:sz w:val="24"/>
-          <w:szCs w:val="24"/>
+          <w:rFonts w:asciiTheme="majorHAnsi" w:eastAsiaTheme="majorEastAsia" w:hAnsiTheme="majorHAnsi" w:cstheme="majorBidi"/>
+          <w:sz w:val="28"/>
+          <w:szCs w:val="28"/>
+          <w:lang w:val="ru-RU"/>
         </w:rPr>
-        <w:t>OK</w:t>
+        <w:br/>
+        <w:t xml:space="preserve">Окно, выводимое функцией </w:t>
       </w:r>
+      <w:proofErr w:type="spellStart"/>
       <w:r>
         <w:rPr>
-          <w:sz w:val="24"/>
-          <w:szCs w:val="24"/>
+          <w:rFonts w:asciiTheme="majorHAnsi" w:eastAsiaTheme="majorEastAsia" w:hAnsiTheme="majorHAnsi" w:cstheme="majorBidi"/>
+          <w:sz w:val="28"/>
+          <w:szCs w:val="28"/>
           <w:lang w:val="ru-RU"/>
         </w:rPr>
-        <w:t>).</w:t>
+        <w:t>MessageBox</w:t>
       </w:r>
+      <w:proofErr w:type="spellEnd"/>
+      <w:r>
+        <w:rPr>
+          <w:rFonts w:asciiTheme="majorHAnsi" w:eastAsiaTheme="majorEastAsia" w:hAnsiTheme="majorHAnsi" w:cstheme="majorBidi"/>
+          <w:sz w:val="28"/>
+          <w:szCs w:val="28"/>
+          <w:lang w:val="ru-RU"/>
+        </w:rPr>
+        <w:t>, содержит заголовок «Моя первая программа», текст сообщения «Привет всем!» и одну кнопку OK (так как передан параметр MB_OK).</w:t>
+      </w:r>
+    </w:p>
+    <w:p>
+      <w:pPr>
+        <w:rPr>
+          <w:lang w:val="ru-RU"/>
+        </w:rPr>
+      </w:pPr>
     </w:p>
     <w:sectPr>
       <w:pgSz w:w="12240" w:h="15840"/>
@@ -1504,7 +1014,7 @@
 </file>
 
 <file path=word/numbering.xml><?xml version="1.0" encoding="utf-8"?>
-<w:numbering xmlns:wpc="http://schemas.microsoft.com/office/word/2010/wordprocessingCanvas" xmlns:cx="http://schemas.microsoft.com/office/drawing/2014/chartex" xmlns:cx1="http://schemas.microsoft.com/office/drawing/2015/9/8/chartex" xmlns:cx2="http://schemas.microsoft.com/office/drawing/2015/10/21/chartex" xmlns:cx3="http://schemas.microsoft.com/office/drawing/2016/5/9/chartex" xmlns:cx4="http://schemas.microsoft.com/office/drawing/2016/5/10/chartex" xmlns:cx5="http://schemas.microsoft.com/office/drawing/2016/5/11/chartex" xmlns:cx6="http://schemas.microsoft.com/office/drawing/2016/5/12/chartex" xmlns:cx7="http://schemas.microsoft.com/office/drawing/2016/5/13/chartex" xmlns:cx8="http://schemas.microsoft.com/office/drawing/2016/5/14/chartex" xmlns:mc="http://schemas.openxmlformats.org/markup-compatibility/2006" xmlns:aink="http://schemas.microsoft.com/office/drawing/2016/ink" xmlns:am3d="http://schemas.microsoft.com/office/drawing/2017/model3d" xmlns:o="urn:schemas-microsoft-com:office:office" xmlns:r="http://schemas.openxmlformats.org/officeDocument/2006/relationships" xmlns:m="http://schemas.openxmlformats.org/officeDocument/2006/math" xmlns:v="urn:schemas-microsoft-com:vml" xmlns:wp14="http://schemas.microsoft.com/office/word/2010/wordprocessingDrawing" xmlns:wp="http://schemas.openxmlformats.org/drawingml/2006/wordprocessingDrawing" xmlns:w10="urn:schemas-microsoft-com:office:word" xmlns:w="http://schemas.openxmlformats.org/wordprocessingml/2006/main" xmlns:w14="http://schemas.microsoft.com/office/word/2010/wordml" xmlns:w15="http://schemas.microsoft.com/office/word/2012/wordml" xmlns:w16cex="http://schemas.microsoft.com/office/word/2018/wordml/cex" xmlns:w16cid="http://schemas.microsoft.com/office/word/2016/wordml/cid" xmlns:w16="http://schemas.microsoft.com/office/word/2018/wordml" xmlns:w16sdtdh="http://schemas.microsoft.com/office/word/2020/wordml/sdtdatahash" xmlns:w16se="http://schemas.microsoft.com/office/word/2015/wordml/symex" xmlns:wpg="http://schemas.microsoft.com/office/word/2010/wordprocessingGroup" xmlns:wpi="http://schemas.microsoft.com/office/word/2010/wordprocessingInk" xmlns:wne="http://schemas.microsoft.com/office/word/2006/wordml" xmlns:wps="http://schemas.microsoft.com/office/word/2010/wordprocessingShape" mc:Ignorable="w14 w15 w16se w16cid w16 w16cex w16sdtdh wp14">
+<w:numbering xmlns:wpc="http://schemas.microsoft.com/office/word/2010/wordprocessingCanvas" xmlns:cx="http://schemas.microsoft.com/office/drawing/2014/chartex" xmlns:cx1="http://schemas.microsoft.com/office/drawing/2015/9/8/chartex" xmlns:cx2="http://schemas.microsoft.com/office/drawing/2015/10/21/chartex" xmlns:cx3="http://schemas.microsoft.com/office/drawing/2016/5/9/chartex" xmlns:cx4="http://schemas.microsoft.com/office/drawing/2016/5/10/chartex" xmlns:cx5="http://schemas.microsoft.com/office/drawing/2016/5/11/chartex" xmlns:cx6="http://schemas.microsoft.com/office/drawing/2016/5/12/chartex" xmlns:cx7="http://schemas.microsoft.com/office/drawing/2016/5/13/chartex" xmlns:cx8="http://schemas.microsoft.com/office/drawing/2016/5/14/chartex" xmlns:mc="http://schemas.openxmlformats.org/markup-compatibility/2006" xmlns:aink="http://schemas.microsoft.com/office/drawing/2016/ink" xmlns:am3d="http://schemas.microsoft.com/office/drawing/2017/model3d" xmlns:o="urn:schemas-microsoft-com:office:office" xmlns:oel="http://schemas.microsoft.com/office/2019/extlst" xmlns:r="http://schemas.openxmlformats.org/officeDocument/2006/relationships" xmlns:m="http://schemas.openxmlformats.org/officeDocument/2006/math" xmlns:v="urn:schemas-microsoft-com:vml" xmlns:wp14="http://schemas.microsoft.com/office/word/2010/wordprocessingDrawing" xmlns:wp="http://schemas.openxmlformats.org/drawingml/2006/wordprocessingDrawing" xmlns:w10="urn:schemas-microsoft-com:office:word" xmlns:w="http://schemas.openxmlformats.org/wordprocessingml/2006/main" xmlns:w14="http://schemas.microsoft.com/office/word/2010/wordml" xmlns:w15="http://schemas.microsoft.com/office/word/2012/wordml" xmlns:w16cex="http://schemas.microsoft.com/office/word/2018/wordml/cex" xmlns:w16cid="http://schemas.microsoft.com/office/word/2016/wordml/cid" xmlns:w16="http://schemas.microsoft.com/office/word/2018/wordml" xmlns:w16du="http://schemas.microsoft.com/office/word/2023/wordml/word16du" xmlns:w16sdtdh="http://schemas.microsoft.com/office/word/2020/wordml/sdtdatahash" xmlns:w16sdtfl="http://schemas.microsoft.com/office/word/2024/wordml/sdtformatlock" xmlns:w16se="http://schemas.microsoft.com/office/word/2015/wordml/symex" xmlns:wpg="http://schemas.microsoft.com/office/word/2010/wordprocessingGroup" xmlns:wpi="http://schemas.microsoft.com/office/word/2010/wordprocessingInk" xmlns:wne="http://schemas.microsoft.com/office/word/2006/wordml" xmlns:wps="http://schemas.microsoft.com/office/word/2010/wordprocessingShape" mc:Ignorable="w14 w15 w16se w16cid w16 w16cex w16sdtdh w16sdtfl w16du wp14">
   <w:abstractNum w:abstractNumId="0" w15:restartNumberingAfterBreak="0">
     <w:nsid w:val="FFFFFF7C"/>
     <w:multiLevelType w:val="singleLevel"/>
@@ -1676,38 +1186,38 @@
       </w:rPr>
     </w:lvl>
   </w:abstractNum>
-  <w:num w:numId="1">
+  <w:num w:numId="1" w16cid:durableId="1525291115">
     <w:abstractNumId w:val="8"/>
   </w:num>
-  <w:num w:numId="2">
+  <w:num w:numId="2" w16cid:durableId="1345281769">
     <w:abstractNumId w:val="6"/>
   </w:num>
-  <w:num w:numId="3">
+  <w:num w:numId="3" w16cid:durableId="1106465685">
     <w:abstractNumId w:val="5"/>
   </w:num>
-  <w:num w:numId="4">
+  <w:num w:numId="4" w16cid:durableId="1326712477">
     <w:abstractNumId w:val="4"/>
   </w:num>
-  <w:num w:numId="5">
+  <w:num w:numId="5" w16cid:durableId="895507172">
     <w:abstractNumId w:val="7"/>
   </w:num>
-  <w:num w:numId="6">
+  <w:num w:numId="6" w16cid:durableId="2078287131">
     <w:abstractNumId w:val="3"/>
   </w:num>
-  <w:num w:numId="7">
+  <w:num w:numId="7" w16cid:durableId="42951664">
     <w:abstractNumId w:val="2"/>
   </w:num>
-  <w:num w:numId="8">
+  <w:num w:numId="8" w16cid:durableId="1957642310">
     <w:abstractNumId w:val="1"/>
   </w:num>
-  <w:num w:numId="9">
+  <w:num w:numId="9" w16cid:durableId="1470636869">
     <w:abstractNumId w:val="0"/>
   </w:num>
 </w:numbering>
 </file>
 
 <file path=word/styles.xml><?xml version="1.0" encoding="utf-8"?>
-<w:styles xmlns:mc="http://schemas.openxmlformats.org/markup-compatibility/2006" xmlns:r="http://schemas.openxmlformats.org/officeDocument/2006/relationships" xmlns:w="http://schemas.openxmlformats.org/wordprocessingml/2006/main" xmlns:w14="http://schemas.microsoft.com/office/word/2010/wordml" xmlns:w15="http://schemas.microsoft.com/office/word/2012/wordml" xmlns:w16cex="http://schemas.microsoft.com/office/word/2018/wordml/cex" xmlns:w16cid="http://schemas.microsoft.com/office/word/2016/wordml/cid" xmlns:w16="http://schemas.microsoft.com/office/word/2018/wordml" xmlns:w16sdtdh="http://schemas.microsoft.com/office/word/2020/wordml/sdtdatahash" xmlns:w16se="http://schemas.microsoft.com/office/word/2015/wordml/symex" mc:Ignorable="w14 w15 w16se w16cid w16 w16cex w16sdtdh">
+<w:styles xmlns:mc="http://schemas.openxmlformats.org/markup-compatibility/2006" xmlns:r="http://schemas.openxmlformats.org/officeDocument/2006/relationships" xmlns:w="http://schemas.openxmlformats.org/wordprocessingml/2006/main" xmlns:w14="http://schemas.microsoft.com/office/word/2010/wordml" xmlns:w15="http://schemas.microsoft.com/office/word/2012/wordml" xmlns:w16cex="http://schemas.microsoft.com/office/word/2018/wordml/cex" xmlns:w16cid="http://schemas.microsoft.com/office/word/2016/wordml/cid" xmlns:w16="http://schemas.microsoft.com/office/word/2018/wordml" xmlns:w16du="http://schemas.microsoft.com/office/word/2023/wordml/word16du" xmlns:w16sdtdh="http://schemas.microsoft.com/office/word/2020/wordml/sdtdatahash" xmlns:w16sdtfl="http://schemas.microsoft.com/office/word/2024/wordml/sdtformatlock" xmlns:w16se="http://schemas.microsoft.com/office/word/2015/wordml/symex" mc:Ignorable="w14 w15 w16se w16cid w16 w16cex w16sdtdh w16sdtfl w16du">
   <w:docDefaults>
     <w:rPrDefault>
       <w:rPr>
@@ -1991,11 +1501,6 @@
     <w:lsdException w:name="Book Title" w:uiPriority="33" w:qFormat="1"/>
     <w:lsdException w:name="Bibliography" w:semiHidden="1" w:uiPriority="37" w:unhideWhenUsed="1"/>
     <w:lsdException w:name="TOC Heading" w:semiHidden="1" w:uiPriority="39" w:unhideWhenUsed="1" w:qFormat="1"/>
-    <w:lsdException w:name="Plain Table 5" w:semiHidden="1" w:unhideWhenUsed="1"/>
-    <w:lsdException w:name="Grid Table Light" w:semiHidden="1" w:unhideWhenUsed="1"/>
-    <w:lsdException w:name="Grid Table 1 Light" w:semiHidden="1" w:unhideWhenUsed="1"/>
-    <w:lsdException w:name="Grid Table 2" w:semiHidden="1" w:unhideWhenUsed="1"/>
-    <w:lsdException w:name="Grid Table 3" w:semiHidden="1" w:unhideWhenUsed="1"/>
     <w:lsdException w:name="Grid Table 4" w:uiPriority="49"/>
     <w:lsdException w:name="Grid Table 5 Dark" w:uiPriority="50"/>
     <w:lsdException w:name="Grid Table 6 Colorful" w:uiPriority="51"/>
@@ -2314,7 +1819,6 @@
   <w:style w:type="character" w:default="1" w:styleId="a2">
     <w:name w:val="Default Paragraph Font"/>
     <w:uiPriority w:val="1"/>
-    <w:semiHidden/>
     <w:unhideWhenUsed/>
   </w:style>
   <w:style w:type="table" w:default="1" w:styleId="a3">
